--- a/docs/pages/qgis-howto-stadtwaerme-marburg.docx
+++ b/docs/pages/qgis-howto-stadtwaerme-marburg.docx
@@ -18,7 +18,7 @@
         <w:t xml:space="preserve">Luftbild und Wärmebild manuell vergleichen</w:t>
       </w:r>
     </w:p>
-    <w:bookmarkStart w:id="23" w:name="ziel"/>
+    <w:bookmarkStart w:id="25" w:name="ziel"/>
     <w:p>
       <w:pPr>
         <w:pStyle w:val="Heading1"/>
@@ -31,24 +31,64 @@
       <w:pPr>
         <w:pStyle w:val="FirstParagraph"/>
       </w:pPr>
-      <w:r>
-        <w:t xml:space="preserve">Dieser Ablauf bildet den Kern des automatisierten QGIS-Pakets manuell nach:</w:t>
-      </w:r>
-      <w:r>
-        <w:t xml:space="preserve"> </w:t>
-      </w:r>
       <w:r>
         <w:rPr>
           <w:b/>
           <w:bCs/>
         </w:rPr>
+        <w:t xml:space="preserve">Quellrepository:</w:t>
+      </w:r>
+      <w:r>
+        <w:t xml:space="preserve"> </w:t>
+      </w:r>
+      <w:hyperlink r:id="rId20">
+        <w:r>
+          <w:rPr>
+            <w:rStyle w:val="Hyperlink"/>
+          </w:rPr>
+          <w:t xml:space="preserve">OGERHub / KlimaResilienzSchule</w:t>
+        </w:r>
+      </w:hyperlink>
+      <w:r>
+        <w:t xml:space="preserve"> </w:t>
+      </w:r>
+      <w:r>
+        <w:t xml:space="preserve">·</w:t>
+      </w:r>
+      <w:r>
+        <w:t xml:space="preserve"> </w:t>
+      </w:r>
+      <w:hyperlink r:id="rId21">
+        <w:r>
+          <w:rPr>
+            <w:rStyle w:val="Hyperlink"/>
+          </w:rPr>
+          <w:t xml:space="preserve">Summer in the City: Skripte und Datenverarbeitung</w:t>
+        </w:r>
+      </w:hyperlink>
+    </w:p>
+    <w:p>
+      <w:pPr>
+        <w:pStyle w:val="BodyText"/>
+      </w:pPr>
+      <w:r>
+        <w:t xml:space="preserve">Dieser Ablauf bildet den Kern des automatisierten QGIS-Pakets manuell nach:</w:t>
+      </w:r>
+      <w:r>
+        <w:t xml:space="preserve"> </w:t>
+      </w:r>
+      <w:r>
+        <w:rPr>
+          <w:b/>
+          <w:bCs/>
+        </w:rPr>
         <w:t xml:space="preserve">Luftbild und Oberflächentemperatur werden in QGIS überlagert und auf räumliche Muster geprüft.</w:t>
       </w:r>
       <w:r>
         <w:t xml:space="preserve"> </w:t>
       </w:r>
       <w:r>
-        <w:t xml:space="preserve">Für die Minimalversion werden keine automatische Oberflächenklassifikation, kein R-Workflow und keine Printlayouts benötigt.</w:t>
+        <w:t xml:space="preserve">Im QGIS-Teil werden ein fertiges LST-Quantilraster und ein RGB-Luftbild verwendet. Die Datenvorverarbeitung liegt vor diesem Arbeitsschritt.</w:t>
       </w:r>
     </w:p>
     <w:p>
@@ -100,18 +140,18 @@
                 <wp:inline>
                   <wp:extent cx="152400" cy="152400"/>
                   <wp:effectExtent b="0" l="0" r="0" t="0"/>
-                  <wp:docPr descr="" title="" id="21" name="Picture"/>
+                  <wp:docPr descr="" title="" id="23" name="Picture"/>
                   <a:graphic>
                     <a:graphicData uri="http://schemas.openxmlformats.org/drawingml/2006/picture">
                       <pic:pic>
                         <pic:nvPicPr>
-                          <pic:cNvPr descr="/opt/quarto/share/formats/docx/important.png" id="22" name="Picture"/>
+                          <pic:cNvPr descr="/opt/quarto/share/formats/docx/important.png" id="24" name="Picture"/>
                           <pic:cNvPicPr>
                             <a:picLocks noChangeArrowheads="1" noChangeAspect="1"/>
                           </pic:cNvPicPr>
                         </pic:nvPicPr>
                         <pic:blipFill>
-                          <a:blip r:embed="rId20"/>
+                          <a:blip r:embed="rId22"/>
                           <a:stretch>
                             <a:fillRect/>
                           </a:stretch>
@@ -168,7 +208,7 @@
               <w:spacing w:before="16" w:after="16"/>
             </w:pPr>
             <w:r>
-              <w:t xml:space="preserve">Die Skripte im Repository verwenden</w:t>
+              <w:t xml:space="preserve">Verwendet wird das</w:t>
             </w:r>
             <w:r>
               <w:t xml:space="preserve"> </w:t>
@@ -178,21 +218,21 @@
                 <w:b/>
                 <w:bCs/>
               </w:rPr>
-              <w:t xml:space="preserve">Landsat 8/9 Collection 2 Level-2</w:t>
+              <w:t xml:space="preserve">fertige Hot-q90-GeoTIFF</w:t>
             </w:r>
             <w:r>
               <w:t xml:space="preserve"> </w:t>
             </w:r>
             <w:r>
-              <w:t xml:space="preserve">für die Oberflächentemperatur. Der hier beschriebene Ein-Szenen-Weg folgt derselben Datenidee, erzeugt aber nicht das automatisierte Hot-q90-Komposit aus zehn Szenen. Er ist eine minimale manuelle Modellübung.</w:t>
+              <w:t xml:space="preserve">des Materialworkflows. Es enthält bereits Oberflächentemperaturen in °C. In QGIS werden weder einzelne Satellitenszenen heruntergeladen noch DN-Werte umgerechnet.</w:t>
             </w:r>
           </w:p>
           <w:p/>
         </w:tc>
       </w:tr>
     </w:tbl>
-    <w:bookmarkEnd w:id="23"/>
-    <w:bookmarkStart w:id="27" w:name="was-du-brauchst"/>
+    <w:bookmarkEnd w:id="25"/>
+    <w:bookmarkStart w:id="28" w:name="was-du-brauchst"/>
     <w:p>
       <w:pPr>
         <w:pStyle w:val="Heading1"/>
@@ -269,7 +309,7 @@
             <w:pPr>
               <w:pStyle w:val="Compact"/>
             </w:pPr>
-            <w:hyperlink r:id="rId24">
+            <w:hyperlink r:id="rId26">
               <w:r>
                 <w:rPr>
                   <w:rStyle w:val="Hyperlink"/>
@@ -299,16 +339,7 @@
               <w:pStyle w:val="Compact"/>
             </w:pPr>
             <w:r>
-              <w:t xml:space="preserve">Landsat-Wärmeband</w:t>
-            </w:r>
-            <w:r>
-              <w:t xml:space="preserve"> </w:t>
-            </w:r>
-            <w:r>
-              <w:rPr>
-                <w:rStyle w:val="VerbatimChar"/>
-              </w:rPr>
-              <w:t xml:space="preserve">ST_B10</w:t>
+              <w:t xml:space="preserve">Fertiges LST-Hot-q90-GeoTIFF für Marburg</w:t>
             </w:r>
           </w:p>
         </w:tc>
@@ -318,14 +349,9 @@
             <w:pPr>
               <w:pStyle w:val="Compact"/>
             </w:pPr>
-            <w:hyperlink r:id="rId25">
-              <w:r>
-                <w:rPr>
-                  <w:rStyle w:val="Hyperlink"/>
-                </w:rPr>
-                <w:t xml:space="preserve">USGS EarthExplorer</w:t>
-              </w:r>
-            </w:hyperlink>
+            <w:r>
+              <w:t xml:space="preserve">bereitgestellte Ausgabe des Materialworkflows</w:t>
+            </w:r>
           </w:p>
         </w:tc>
         <w:tc>
@@ -335,7 +361,7 @@
               <w:pStyle w:val="Compact"/>
             </w:pPr>
             <w:r>
-              <w:t xml:space="preserve">Oberflächentemperatur in °C berechnen</w:t>
+              <w:t xml:space="preserve">obere Temperaturtendenz der ausgewählten heißen Szenen vergleichen</w:t>
             </w:r>
           </w:p>
         </w:tc>
@@ -351,7 +377,7 @@
       <w:r>
         <w:t xml:space="preserve"> </w:t>
       </w:r>
-      <w:hyperlink r:id="rId26">
+      <w:hyperlink r:id="rId27">
         <w:r>
           <w:rPr>
             <w:rStyle w:val="Hyperlink"/>
@@ -406,7 +432,7 @@
         <w:rPr>
           <w:rStyle w:val="VerbatimChar"/>
         </w:rPr>
-        <w:t xml:space="preserve">│   ├── landsat_st_b10.tif</w:t>
+        <w:t xml:space="preserve">│   └── marburg_LST_hot_q90_C_EPSG25832.tif</w:t>
       </w:r>
       <w:r>
         <w:br/>
@@ -415,7 +441,7 @@
         <w:rPr>
           <w:rStyle w:val="VerbatimChar"/>
         </w:rPr>
-        <w:t xml:space="preserve">│   └── marburg_lst_celsius.tif</w:t>
+        <w:t xml:space="preserve">├── erwartungen.gpkg</w:t>
       </w:r>
       <w:r>
         <w:br/>
@@ -424,20 +450,11 @@
         <w:rPr>
           <w:rStyle w:val="VerbatimChar"/>
         </w:rPr>
-        <w:t xml:space="preserve">├── erwartungen.gpkg</w:t>
-      </w:r>
-      <w:r>
-        <w:br/>
-      </w:r>
-      <w:r>
-        <w:rPr>
-          <w:rStyle w:val="VerbatimChar"/>
-        </w:rPr>
         <w:t xml:space="preserve">└── marburg_stadtwaerme.qgz</w:t>
       </w:r>
     </w:p>
-    <w:bookmarkEnd w:id="27"/>
-    <w:bookmarkStart w:id="29" w:name="luftbild-laden-und-lokal-speichern"/>
+    <w:bookmarkEnd w:id="28"/>
+    <w:bookmarkStart w:id="30" w:name="luftbild-laden-und-lokal-speichern"/>
     <w:p>
       <w:pPr>
         <w:pStyle w:val="Heading1"/>
@@ -468,7 +485,7 @@
       <w:r>
         <w:t xml:space="preserve"> </w:t>
       </w:r>
-      <w:hyperlink r:id="rId28">
+      <w:hyperlink r:id="rId29">
         <w:r>
           <w:rPr>
             <w:rStyle w:val="Hyperlink"/>
@@ -730,14 +747,14 @@
         <w:t xml:space="preserve">. Ergänze das Aufnahmejahr, wenn es in den Metadaten angezeigt wird.</w:t>
       </w:r>
     </w:p>
-    <w:bookmarkEnd w:id="29"/>
-    <w:bookmarkStart w:id="32" w:name="landsat-wärmeband-herunterladen"/>
+    <w:bookmarkEnd w:id="30"/>
+    <w:bookmarkStart w:id="31" w:name="fertiges-wärmebild-übernehmen"/>
     <w:p>
       <w:pPr>
         <w:pStyle w:val="Heading1"/>
       </w:pPr>
       <w:r>
-        <w:t xml:space="preserve">2. Landsat-Wärmeband herunterladen</w:t>
+        <w:t xml:space="preserve">2. Fertiges Wärmebild übernehmen</w:t>
       </w:r>
     </w:p>
     <w:p>
@@ -745,7 +762,124 @@
         <w:pStyle w:val="FirstParagraph"/>
       </w:pPr>
       <w:r>
-        <w:t xml:space="preserve">Die Skripte suchen Landsat-8/9-Level-2-Szenen aus den Sommermonaten und berechnen aus dem thermischen Produkt die Landoberflächentemperatur. Für den manuellen Einstieg genügt eine einzelne wolkenarme Szene.</w:t>
+        <w:t xml:space="preserve">Benötigt wird die</w:t>
+      </w:r>
+      <w:r>
+        <w:t xml:space="preserve"> </w:t>
+      </w:r>
+      <w:r>
+        <w:rPr>
+          <w:b/>
+          <w:bCs/>
+        </w:rPr>
+        <w:t xml:space="preserve">für Marburg erzeugte</w:t>
+      </w:r>
+      <w:r>
+        <w:t xml:space="preserve"> </w:t>
+      </w:r>
+      <w:r>
+        <w:t xml:space="preserve">Datei:</w:t>
+      </w:r>
+    </w:p>
+    <w:p>
+      <w:pPr>
+        <w:pStyle w:val="SourceCode"/>
+      </w:pPr>
+      <w:r>
+        <w:rPr>
+          <w:rStyle w:val="VerbatimChar"/>
+        </w:rPr>
+        <w:t xml:space="preserve">marburg_LST_hot_q90_C_EPSG25832.tif</w:t>
+      </w:r>
+    </w:p>
+    <w:p>
+      <w:pPr>
+        <w:pStyle w:val="FirstParagraph"/>
+      </w:pPr>
+      <w:r>
+        <w:t xml:space="preserve">Im Skriptworkflow liegen die fertigen, projizierten Temperaturprodukte unter:</w:t>
+      </w:r>
+    </w:p>
+    <w:p>
+      <w:pPr>
+        <w:pStyle w:val="SourceCode"/>
+      </w:pPr>
+      <w:r>
+        <w:rPr>
+          <w:rStyle w:val="VerbatimChar"/>
+        </w:rPr>
+        <w:t xml:space="preserve">data/landsat_lst/&lt;gebiet&gt;/05_teaching_layers/projected_lst/</w:t>
+      </w:r>
+    </w:p>
+    <w:p>
+      <w:pPr>
+        <w:pStyle w:val="FirstParagraph"/>
+      </w:pPr>
+      <w:r>
+        <w:t xml:space="preserve">Das vorhandene Köln-Beispiel heißt</w:t>
+      </w:r>
+      <w:r>
+        <w:t xml:space="preserve"> </w:t>
+      </w:r>
+      <w:r>
+        <w:rPr>
+          <w:rStyle w:val="VerbatimChar"/>
+        </w:rPr>
+        <w:t xml:space="preserve">koeln_LST_hot_q90_C_EPSG25832.tif</w:t>
+      </w:r>
+      <w:r>
+        <w:t xml:space="preserve">. Es deckt Köln ab und kann nicht durch Umbenennen für Marburg verwendet werden.</w:t>
+      </w:r>
+    </w:p>
+    <w:p>
+      <w:pPr>
+        <w:pStyle w:val="BodyText"/>
+      </w:pPr>
+      <w:r>
+        <w:rPr>
+          <w:b/>
+          <w:bCs/>
+        </w:rPr>
+        <w:t xml:space="preserve">Bereitstellung:</w:t>
+      </w:r>
+      <w:r>
+        <w:t xml:space="preserve"> </w:t>
+      </w:r>
+      <w:r>
+        <w:t xml:space="preserve">Das Marburger GeoTIFF muss aus einer für Marburg durchgeführten Materialproduktion bereitgestellt werden. Das verlinkte Repository enthält im Demo-ZIP nur Druck-PDFs; ein direkter Download des Marburger Quantilrasters ist dort nicht hinterlegt. Für diese Übung muss daher das fertige GeoTIFF zusammen mit der Anleitung ausgegeben werden.</w:t>
+      </w:r>
+    </w:p>
+    <w:p>
+      <w:pPr>
+        <w:pStyle w:val="BodyText"/>
+      </w:pPr>
+      <w:r>
+        <w:t xml:space="preserve">Datei herunterladen bzw. aus dem bereitgestellten Materialordner kopieren und unter</w:t>
+      </w:r>
+      <w:r>
+        <w:t xml:space="preserve"> </w:t>
+      </w:r>
+      <w:r>
+        <w:rPr>
+          <w:rStyle w:val="VerbatimChar"/>
+        </w:rPr>
+        <w:t xml:space="preserve">daten/</w:t>
+      </w:r>
+      <w:r>
+        <w:t xml:space="preserve"> </w:t>
+      </w:r>
+      <w:r>
+        <w:t xml:space="preserve">ablegen. Die ursprüngliche Datei unverändert behalten. Zeitraum, Auswahl der Szenen und Quantil aus den begleitenden Metadaten notieren.</w:t>
+      </w:r>
+    </w:p>
+    <w:bookmarkEnd w:id="31"/>
+    <w:bookmarkStart w:id="32" w:name="wärmebild-in-qgis-darstellen"/>
+    <w:p>
+      <w:pPr>
+        <w:pStyle w:val="Heading1"/>
+      </w:pPr>
+      <w:r>
+        <w:t xml:space="preserve">3. Wärmebild in QGIS darstellen</w:t>
       </w:r>
     </w:p>
     <w:p>
@@ -756,19 +890,8 @@
           <w:numId w:val="1003"/>
         </w:numPr>
       </w:pPr>
-      <w:hyperlink r:id="rId25">
-        <w:r>
-          <w:rPr>
-            <w:rStyle w:val="Hyperlink"/>
-          </w:rPr>
-          <w:t xml:space="preserve">USGS EarthExplorer</w:t>
-        </w:r>
-      </w:hyperlink>
-      <w:r>
-        <w:t xml:space="preserve"> </w:t>
-      </w:r>
-      <w:r>
-        <w:t xml:space="preserve">öffnen und den Bereich um Marburg suchen. Das Stadtzentrum liegt ungefähr bei</w:t>
+      <w:r>
+        <w:t xml:space="preserve">Das fertige Hot-q90-GeoTIFF in QGIS ziehen oder über</w:t>
       </w:r>
       <w:r>
         <w:t xml:space="preserve"> </w:t>
@@ -778,10 +901,13 @@
           <w:b/>
           <w:bCs/>
         </w:rPr>
-        <w:t xml:space="preserve">50,81° N, 8,77° E</w:t>
-      </w:r>
-      <w:r>
-        <w:t xml:space="preserve">.</w:t>
+        <w:t xml:space="preserve">Layer → Layer hinzufügen → Rasterlayer hinzufügen</w:t>
+      </w:r>
+      <w:r>
+        <w:t xml:space="preserve"> </w:t>
+      </w:r>
+      <w:r>
+        <w:t xml:space="preserve">öffnen.</w:t>
       </w:r>
     </w:p>
     <w:p>
@@ -793,7 +919,23 @@
         </w:numPr>
       </w:pPr>
       <w:r>
-        <w:t xml:space="preserve">Sommerzeitraum einstellen und bei den Ergebnissen auf möglichst geringe Wolkenbedeckung achten.</w:t>
+        <w:t xml:space="preserve">Über</w:t>
+      </w:r>
+      <w:r>
+        <w:t xml:space="preserve"> </w:t>
+      </w:r>
+      <w:r>
+        <w:rPr>
+          <w:b/>
+          <w:bCs/>
+        </w:rPr>
+        <w:t xml:space="preserve">Eigenschaften → Information</w:t>
+      </w:r>
+      <w:r>
+        <w:t xml:space="preserve"> </w:t>
+      </w:r>
+      <w:r>
+        <w:t xml:space="preserve">KBS, Ausdehnung und Pixelgröße prüfen. Das Raster muss Marburg abdecken.</w:t>
       </w:r>
     </w:p>
     <w:p>
@@ -815,29 +957,13 @@
           <w:b/>
           <w:bCs/>
         </w:rPr>
-        <w:t xml:space="preserve">Data Sets → Landsat → Landsat Collection 2 Level-2</w:t>
-      </w:r>
-      <w:r>
-        <w:t xml:space="preserve"> </w:t>
-      </w:r>
-      <w:r>
-        <w:t xml:space="preserve">den Datensatz</w:t>
-      </w:r>
-      <w:r>
-        <w:t xml:space="preserve"> </w:t>
-      </w:r>
-      <w:r>
-        <w:rPr>
-          <w:b/>
-          <w:bCs/>
-        </w:rPr>
-        <w:t xml:space="preserve">Landsat 8-9 OLI/TIRS C2 L2</w:t>
-      </w:r>
-      <w:r>
-        <w:t xml:space="preserve"> </w:t>
-      </w:r>
-      <w:r>
-        <w:t xml:space="preserve">auswählen.</w:t>
+        <w:t xml:space="preserve">Symbolisierung → Einkanal-Pseudofarbe</w:t>
+      </w:r>
+      <w:r>
+        <w:t xml:space="preserve"> </w:t>
+      </w:r>
+      <w:r>
+        <w:t xml:space="preserve">Band 1 auswählen.</w:t>
       </w:r>
     </w:p>
     <w:p>
@@ -849,7 +975,7 @@
         </w:numPr>
       </w:pPr>
       <w:r>
-        <w:t xml:space="preserve">Eine Szene wählen, die Marburg vollständig abdeckt. Datum, Szenen-ID und Wolkenanteil notieren.</w:t>
+        <w:t xml:space="preserve">Einen Farbverlauf von kühl nach warm verwenden und die tatsächlichen Min-/Max-Werte laden. Für den Einstieg fünf gleich breite Temperaturklassen einstellen.</w:t>
       </w:r>
     </w:p>
     <w:p>
@@ -861,7 +987,7 @@
         </w:numPr>
       </w:pPr>
       <w:r>
-        <w:t xml:space="preserve">Das Band</w:t>
+        <w:t xml:space="preserve">Layername:</w:t>
       </w:r>
       <w:r>
         <w:t xml:space="preserve"> </w:t>
@@ -871,40 +997,91 @@
           <w:b/>
           <w:bCs/>
         </w:rPr>
-        <w:t xml:space="preserve">Surface Temperature (</w:t>
-      </w:r>
-      <w:r>
-        <w:rPr>
-          <w:rStyle w:val="VerbatimChar"/>
+        <w:t xml:space="preserve">LST Hot-q90 (°C)</w:t>
+      </w:r>
+      <w:r>
+        <w:t xml:space="preserve">. NoData transparent lassen.</w:t>
+      </w:r>
+    </w:p>
+    <w:p>
+      <w:pPr>
+        <w:pStyle w:val="Compact"/>
+        <w:numPr>
+          <w:ilvl w:val="0"/>
+          <w:numId w:val="1003"/>
+        </w:numPr>
+      </w:pPr>
+      <w:r>
+        <w:t xml:space="preserve">Den Wärmebildlayer über dem Luftbild anordnen. Für das Erkennen der Temperaturmuster zunächst 100 % Deckkraft verwenden; zum räumlichen Zuordnen zeitweise ausblenden oder die Deckkraft reduzieren.</w:t>
+      </w:r>
+    </w:p>
+    <w:p>
+      <w:pPr>
+        <w:pStyle w:val="FirstParagraph"/>
+      </w:pPr>
+      <w:r>
+        <w:rPr>
           <w:b/>
           <w:bCs/>
         </w:rPr>
-        <w:t xml:space="preserve">ST_B10</w:t>
-      </w:r>
+        <w:t xml:space="preserve">Keine Skalierung im Rasterrechner:</w:t>
+      </w:r>
+      <w:r>
+        <w:t xml:space="preserve"> </w:t>
+      </w:r>
+      <w:r>
+        <w:t xml:space="preserve">Die Kennzeichnung</w:t>
+      </w:r>
+      <w:r>
+        <w:t xml:space="preserve"> </w:t>
+      </w:r>
+      <w:r>
+        <w:rPr>
+          <w:rStyle w:val="VerbatimChar"/>
+        </w:rPr>
+        <w:t xml:space="preserve">_C_</w:t>
+      </w:r>
+      <w:r>
+        <w:t xml:space="preserve"> </w:t>
+      </w:r>
+      <w:r>
+        <w:t xml:space="preserve">im Dateinamen bezeichnet im verlinkten Workflow bereits Grad Celsius. Eine erneute Anwendung des Landsat-Skalierungsfaktors würde die Werte verfälschen.</w:t>
+      </w:r>
+    </w:p>
+    <w:p>
+      <w:pPr>
+        <w:pStyle w:val="BodyText"/>
+      </w:pPr>
       <w:r>
         <w:rPr>
           <w:b/>
           <w:bCs/>
         </w:rPr>
-        <w:t xml:space="preserve">)</w:t>
-      </w:r>
-      <w:r>
-        <w:t xml:space="preserve"> </w:t>
-      </w:r>
-      <w:r>
-        <w:t xml:space="preserve">herunterladen. EarthExplorer kann Level-2-Bänder einzeln anbieten; falls nur das Produktarchiv erscheint, das</w:t>
-      </w:r>
-      <w:r>
-        <w:t xml:space="preserve"> </w:t>
-      </w:r>
-      <w:r>
-        <w:rPr>
-          <w:rStyle w:val="VerbatimChar"/>
-        </w:rPr>
-        <w:t xml:space="preserve">ST_B10</w:t>
-      </w:r>
-      <w:r>
-        <w:t xml:space="preserve">-GeoTIFF daraus entpacken.</w:t>
+        <w:t xml:space="preserve">Bedeutung des Produkts:</w:t>
+      </w:r>
+      <w:r>
+        <w:t xml:space="preserve"> </w:t>
+      </w:r>
+      <w:r>
+        <w:t xml:space="preserve">Im Skript werden Szenen nach ihrem gebietsweiten q90-Temperaturwert sortiert. Aus den ausgewählten heißen Szenen wird anschließend für jede Rasterzelle das zeitliche q90 berechnet. Das fertige Raster zeigt somit keinen einzelnen Aufnahmetag; benachbarte Zellen können durch unterschiedliche Termine geprägt sein.</w:t>
+      </w:r>
+    </w:p>
+    <w:p>
+      <w:pPr>
+        <w:pStyle w:val="BodyText"/>
+      </w:pPr>
+      <w:r>
+        <w:t xml:space="preserve">Die thermische Landsat-8/9-Auflösung beträgt etwa 100 m; das Produkt wird auf einem 30-m-Raster geliefert. Ein feineres Darstellungsraster erzeugt keine zusätzlichen thermischen Details.</w:t>
+      </w:r>
+    </w:p>
+    <w:bookmarkEnd w:id="32"/>
+    <w:bookmarkStart w:id="33" w:name="erwartung-im-luftbild-einzeichnen"/>
+    <w:p>
+      <w:pPr>
+        <w:pStyle w:val="Heading1"/>
+      </w:pPr>
+      <w:r>
+        <w:t xml:space="preserve">4. Erwartung im Luftbild einzeichnen</w:t>
       </w:r>
     </w:p>
     <w:p>
@@ -912,7 +1089,7 @@
         <w:pStyle w:val="FirstParagraph"/>
       </w:pPr>
       <w:r>
-        <w:t xml:space="preserve">Quellen zur Produktauswahl und Umrechnung:</w:t>
+        <w:t xml:space="preserve">Die Erwartung wird zuerst ohne sichtbare Temperaturkarte erstellt.</w:t>
       </w:r>
     </w:p>
     <w:p>
@@ -923,14 +1100,9 @@
           <w:numId w:val="1004"/>
         </w:numPr>
       </w:pPr>
-      <w:hyperlink r:id="rId30">
-        <w:r>
-          <w:rPr>
-            <w:rStyle w:val="Hyperlink"/>
-          </w:rPr>
-          <w:t xml:space="preserve">USGS: Landsat Collection 2 Level-2-Produkte</w:t>
-        </w:r>
-      </w:hyperlink>
+      <w:r>
+        <w:t xml:space="preserve">Wärmebild vorübergehend ausblenden.</w:t>
+      </w:r>
     </w:p>
     <w:p>
       <w:pPr>
@@ -940,144 +1112,18 @@
           <w:numId w:val="1004"/>
         </w:numPr>
       </w:pPr>
-      <w:hyperlink r:id="rId31">
-        <w:r>
-          <w:rPr>
-            <w:rStyle w:val="Hyperlink"/>
-          </w:rPr>
-          <w:t xml:space="preserve">USGS: Landsat Collection 2 Surface Temperature</w:t>
-        </w:r>
-      </w:hyperlink>
-    </w:p>
-    <w:bookmarkEnd w:id="32"/>
-    <w:bookmarkStart w:id="33" w:name="temperatur-in-qgis-berechnen"/>
-    <w:p>
-      <w:pPr>
-        <w:pStyle w:val="Heading1"/>
-      </w:pPr>
-      <w:r>
-        <w:t xml:space="preserve">3. Temperatur in QGIS berechnen</w:t>
-      </w:r>
-    </w:p>
-    <w:p>
-      <w:pPr>
-        <w:pStyle w:val="FirstParagraph"/>
-      </w:pPr>
-      <w:r>
-        <w:t xml:space="preserve">Das Level-2-Band enthält gespeicherte Integerwerte (</w:t>
-      </w:r>
-      <w:r>
-        <w:rPr>
-          <w:rStyle w:val="VerbatimChar"/>
-        </w:rPr>
-        <w:t xml:space="preserve">DN</w:t>
-      </w:r>
-      <w:r>
-        <w:t xml:space="preserve">). Der USGS-Skalierungsfaktor lautet:</w:t>
-      </w:r>
-    </w:p>
-    <w:p>
-      <w:pPr>
-        <w:pStyle w:val="BodyText"/>
-      </w:pPr>
-      <m:oMathPara>
-        <m:oMathParaPr>
-          <m:jc m:val="center"/>
-        </m:oMathParaPr>
-        <m:oMath>
-          <m:sSub>
-            <m:e>
-              <m:r>
-                <m:t>T</m:t>
-              </m:r>
-            </m:e>
-            <m:sub>
-              <m:r>
-                <m:rPr>
-                  <m:sty m:val="p"/>
-                </m:rPr>
-                <m:t>°</m:t>
-              </m:r>
-              <m:r>
-                <m:t>C</m:t>
-              </m:r>
-            </m:sub>
-          </m:sSub>
-          <m:r>
-            <m:rPr>
-              <m:sty m:val="p"/>
-            </m:rPr>
-            <m:t>=</m:t>
-          </m:r>
-          <m:r>
-            <m:t>D</m:t>
-          </m:r>
-          <m:r>
-            <m:t>N</m:t>
-          </m:r>
-          <m:r>
-            <m:rPr>
-              <m:sty m:val="p"/>
-            </m:rPr>
-            <m:t>×</m:t>
-          </m:r>
-          <m:r>
-            <m:t>0</m:t>
-          </m:r>
-          <m:r>
-            <m:rPr>
-              <m:sty m:val="p"/>
-            </m:rPr>
-            <m:t>,</m:t>
-          </m:r>
-          <m:r>
-            <m:t>00341802</m:t>
-          </m:r>
-          <m:r>
-            <m:rPr>
-              <m:sty m:val="p"/>
-            </m:rPr>
-            <m:t>+</m:t>
-          </m:r>
-          <m:r>
-            <m:t>149</m:t>
-          </m:r>
-          <m:r>
-            <m:rPr>
-              <m:sty m:val="p"/>
-            </m:rPr>
-            <m:t>,</m:t>
-          </m:r>
-          <m:r>
-            <m:t>0</m:t>
-          </m:r>
-          <m:r>
-            <m:rPr>
-              <m:sty m:val="p"/>
-            </m:rPr>
-            <m:t>−</m:t>
-          </m:r>
-          <m:r>
-            <m:t>273</m:t>
-          </m:r>
-          <m:r>
-            <m:rPr>
-              <m:sty m:val="p"/>
-            </m:rPr>
-            <m:t>,</m:t>
-          </m:r>
-          <m:r>
-            <m:t>15</m:t>
-          </m:r>
-        </m:oMath>
-      </m:oMathPara>
-    </w:p>
-    <w:p>
-      <w:pPr>
-        <w:pStyle w:val="FirstParagraph"/>
-      </w:pPr>
-      <w:r>
-        <w:t xml:space="preserve">In QGIS:</w:t>
+      <w:r>
+        <w:rPr>
+          <w:b/>
+          <w:bCs/>
+        </w:rPr>
+        <w:t xml:space="preserve">Layer → Layer erstellen → Neuer GeoPackage-Layer…</w:t>
+      </w:r>
+      <w:r>
+        <w:t xml:space="preserve"> </w:t>
+      </w:r>
+      <w:r>
+        <w:t xml:space="preserve">öffnen.</w:t>
       </w:r>
     </w:p>
     <w:p>
@@ -1085,20 +1131,52 @@
         <w:pStyle w:val="Compact"/>
         <w:numPr>
           <w:ilvl w:val="0"/>
-          <w:numId w:val="1005"/>
+          <w:numId w:val="1004"/>
         </w:numPr>
       </w:pPr>
       <w:r>
+        <w:t xml:space="preserve">Datei</w:t>
+      </w:r>
+      <w:r>
+        <w:t xml:space="preserve"> </w:t>
+      </w:r>
+      <w:r>
         <w:rPr>
           <w:rStyle w:val="VerbatimChar"/>
         </w:rPr>
-        <w:t xml:space="preserve">ST_B10</w:t>
-      </w:r>
-      <w:r>
-        <w:t xml:space="preserve"> </w:t>
-      </w:r>
-      <w:r>
-        <w:t xml:space="preserve">als Rasterlayer laden.</w:t>
+        <w:t xml:space="preserve">erwartungen.gpkg</w:t>
+      </w:r>
+      <w:r>
+        <w:t xml:space="preserve">, Geometrietyp</w:t>
+      </w:r>
+      <w:r>
+        <w:t xml:space="preserve"> </w:t>
+      </w:r>
+      <w:r>
+        <w:rPr>
+          <w:b/>
+          <w:bCs/>
+        </w:rPr>
+        <w:t xml:space="preserve">Polygon</w:t>
+      </w:r>
+      <w:r>
+        <w:t xml:space="preserve">, Projekt-KBS</w:t>
+      </w:r>
+      <w:r>
+        <w:t xml:space="preserve"> </w:t>
+      </w:r>
+      <w:r>
+        <w:rPr>
+          <w:b/>
+          <w:bCs/>
+        </w:rPr>
+        <w:t xml:space="preserve">EPSG:25832</w:t>
+      </w:r>
+      <w:r>
+        <w:t xml:space="preserve"> </w:t>
+      </w:r>
+      <w:r>
+        <w:t xml:space="preserve">wählen.</w:t>
       </w:r>
     </w:p>
     <w:p>
@@ -1106,272 +1184,7 @@
         <w:pStyle w:val="Compact"/>
         <w:numPr>
           <w:ilvl w:val="0"/>
-          <w:numId w:val="1005"/>
-        </w:numPr>
-      </w:pPr>
-      <w:r>
-        <w:rPr>
-          <w:b/>
-          <w:bCs/>
-        </w:rPr>
-        <w:t xml:space="preserve">Raster → Rasterrechner…</w:t>
-      </w:r>
-      <w:r>
-        <w:t xml:space="preserve"> </w:t>
-      </w:r>
-      <w:r>
-        <w:t xml:space="preserve">öffnen.</w:t>
-      </w:r>
-    </w:p>
-    <w:p>
-      <w:pPr>
-        <w:pStyle w:val="Compact"/>
-        <w:numPr>
-          <w:ilvl w:val="0"/>
-          <w:numId w:val="1005"/>
-        </w:numPr>
-      </w:pPr>
-      <w:r>
-        <w:t xml:space="preserve">Den Bandnamen aus der Layerliste doppelt anklicken und diesen Ausdruck eingeben; den Beispielnamen durch den vollständigen Layernamen ersetzen:</w:t>
-      </w:r>
-    </w:p>
-    <w:p>
-      <w:pPr>
-        <w:pStyle w:val="SourceCode"/>
-      </w:pPr>
-      <w:r>
-        <w:rPr>
-          <w:rStyle w:val="VerbatimChar"/>
-        </w:rPr>
-        <w:t xml:space="preserve">if("landsat_st_b10@1" = 0, 0 / 0,</w:t>
-      </w:r>
-      <w:r>
-        <w:br/>
-      </w:r>
-      <w:r>
-        <w:rPr>
-          <w:rStyle w:val="VerbatimChar"/>
-        </w:rPr>
-        <w:t xml:space="preserve">   "landsat_st_b10@1" * 0.00341802 + 149.0 - 273.15)</w:t>
-      </w:r>
-    </w:p>
-    <w:p>
-      <w:pPr>
-        <w:pStyle w:val="Compact"/>
-        <w:numPr>
-          <w:ilvl w:val="0"/>
-          <w:numId w:val="1006"/>
-        </w:numPr>
-      </w:pPr>
-      <w:r>
-        <w:t xml:space="preserve">Ausgabe als Float-GeoTIFF speichern:</w:t>
-      </w:r>
-      <w:r>
-        <w:t xml:space="preserve"> </w:t>
-      </w:r>
-      <w:r>
-        <w:rPr>
-          <w:rStyle w:val="VerbatimChar"/>
-        </w:rPr>
-        <w:t xml:space="preserve">daten/marburg_lst_celsius.tif</w:t>
-      </w:r>
-      <w:r>
-        <w:t xml:space="preserve">.</w:t>
-      </w:r>
-    </w:p>
-    <w:p>
-      <w:pPr>
-        <w:pStyle w:val="Compact"/>
-        <w:numPr>
-          <w:ilvl w:val="0"/>
-          <w:numId w:val="1006"/>
-        </w:numPr>
-      </w:pPr>
-      <w:r>
-        <w:t xml:space="preserve">Prüfen, dass Fill-Pixel (</w:t>
-      </w:r>
-      <w:r>
-        <w:rPr>
-          <w:rStyle w:val="VerbatimChar"/>
-        </w:rPr>
-        <w:t xml:space="preserve">DN = 0</w:t>
-      </w:r>
-      <w:r>
-        <w:t xml:space="preserve">) als NoData erscheinen und keine großen Flächen mit unplausiblen Werten enthalten sind.</w:t>
-      </w:r>
-    </w:p>
-    <w:p>
-      <w:pPr>
-        <w:pStyle w:val="Compact"/>
-        <w:numPr>
-          <w:ilvl w:val="0"/>
-          <w:numId w:val="1006"/>
-        </w:numPr>
-      </w:pPr>
-      <w:r>
-        <w:t xml:space="preserve">In</w:t>
-      </w:r>
-      <w:r>
-        <w:t xml:space="preserve"> </w:t>
-      </w:r>
-      <w:r>
-        <w:rPr>
-          <w:b/>
-          <w:bCs/>
-        </w:rPr>
-        <w:t xml:space="preserve">Layereigenschaften → Symbolisierung</w:t>
-      </w:r>
-      <w:r>
-        <w:t xml:space="preserve"> </w:t>
-      </w:r>
-      <w:r>
-        <w:rPr>
-          <w:rStyle w:val="VerbatimChar"/>
-        </w:rPr>
-        <w:t xml:space="preserve">Einkanal-Pseudofarbe</w:t>
-      </w:r>
-      <w:r>
-        <w:t xml:space="preserve"> </w:t>
-      </w:r>
-      <w:r>
-        <w:t xml:space="preserve">wählen. Einen Farbverlauf von kühl nach warm verwenden, anhand der tatsächlichen Werte klassifizieren und die Legende mit</w:t>
-      </w:r>
-      <w:r>
-        <w:t xml:space="preserve"> </w:t>
-      </w:r>
-      <w:r>
-        <w:rPr>
-          <w:b/>
-          <w:bCs/>
-        </w:rPr>
-        <w:t xml:space="preserve">Oberflächentemperatur (°C)</w:t>
-      </w:r>
-      <w:r>
-        <w:t xml:space="preserve"> </w:t>
-      </w:r>
-      <w:r>
-        <w:t xml:space="preserve">beschriften.</w:t>
-      </w:r>
-    </w:p>
-    <w:p>
-      <w:pPr>
-        <w:pStyle w:val="FirstParagraph"/>
-      </w:pPr>
-      <w:r>
-        <w:t xml:space="preserve">Die thermische Beobachtung von Landsat 8/9 hat eine räumliche Auflösung von 100 m und wird auf ein 30-m-Raster gebracht. Das 30-m-Raster bedeutet deshalb keine 30-m-Thermalmessung. Kleine Dächer, Einzelbäume und schmale Straßen lassen sich nicht zuverlässig einzeln unterscheiden.</w:t>
-      </w:r>
-    </w:p>
-    <w:bookmarkEnd w:id="33"/>
-    <w:bookmarkStart w:id="34" w:name="erwartung-im-luftbild-einzeichnen"/>
-    <w:p>
-      <w:pPr>
-        <w:pStyle w:val="Heading1"/>
-      </w:pPr>
-      <w:r>
-        <w:t xml:space="preserve">4. Erwartung im Luftbild einzeichnen</w:t>
-      </w:r>
-    </w:p>
-    <w:p>
-      <w:pPr>
-        <w:pStyle w:val="FirstParagraph"/>
-      </w:pPr>
-      <w:r>
-        <w:t xml:space="preserve">Die Erwartung wird zuerst ohne sichtbare Temperaturkarte erstellt.</w:t>
-      </w:r>
-    </w:p>
-    <w:p>
-      <w:pPr>
-        <w:pStyle w:val="Compact"/>
-        <w:numPr>
-          <w:ilvl w:val="0"/>
-          <w:numId w:val="1007"/>
-        </w:numPr>
-      </w:pPr>
-      <w:r>
-        <w:t xml:space="preserve">Wärmebild vorübergehend ausblenden.</w:t>
-      </w:r>
-    </w:p>
-    <w:p>
-      <w:pPr>
-        <w:pStyle w:val="Compact"/>
-        <w:numPr>
-          <w:ilvl w:val="0"/>
-          <w:numId w:val="1007"/>
-        </w:numPr>
-      </w:pPr>
-      <w:r>
-        <w:rPr>
-          <w:b/>
-          <w:bCs/>
-        </w:rPr>
-        <w:t xml:space="preserve">Layer → Layer erstellen → Neuer GeoPackage-Layer…</w:t>
-      </w:r>
-      <w:r>
-        <w:t xml:space="preserve"> </w:t>
-      </w:r>
-      <w:r>
-        <w:t xml:space="preserve">öffnen.</w:t>
-      </w:r>
-    </w:p>
-    <w:p>
-      <w:pPr>
-        <w:pStyle w:val="Compact"/>
-        <w:numPr>
-          <w:ilvl w:val="0"/>
-          <w:numId w:val="1007"/>
-        </w:numPr>
-      </w:pPr>
-      <w:r>
-        <w:t xml:space="preserve">Datei</w:t>
-      </w:r>
-      <w:r>
-        <w:t xml:space="preserve"> </w:t>
-      </w:r>
-      <w:r>
-        <w:rPr>
-          <w:rStyle w:val="VerbatimChar"/>
-        </w:rPr>
-        <w:t xml:space="preserve">erwartungen.gpkg</w:t>
-      </w:r>
-      <w:r>
-        <w:t xml:space="preserve">, Geometrietyp</w:t>
-      </w:r>
-      <w:r>
-        <w:t xml:space="preserve"> </w:t>
-      </w:r>
-      <w:r>
-        <w:rPr>
-          <w:b/>
-          <w:bCs/>
-        </w:rPr>
-        <w:t xml:space="preserve">Polygon</w:t>
-      </w:r>
-      <w:r>
-        <w:t xml:space="preserve">, Projekt-KBS</w:t>
-      </w:r>
-      <w:r>
-        <w:t xml:space="preserve"> </w:t>
-      </w:r>
-      <w:r>
-        <w:rPr>
-          <w:b/>
-          <w:bCs/>
-        </w:rPr>
-        <w:t xml:space="preserve">EPSG:25832</w:t>
-      </w:r>
-      <w:r>
-        <w:t xml:space="preserve"> </w:t>
-      </w:r>
-      <w:r>
-        <w:t xml:space="preserve">wählen.</w:t>
-      </w:r>
-    </w:p>
-    <w:p>
-      <w:pPr>
-        <w:pStyle w:val="Compact"/>
-        <w:numPr>
-          <w:ilvl w:val="0"/>
-          <w:numId w:val="1007"/>
+          <w:numId w:val="1004"/>
         </w:numPr>
       </w:pPr>
       <w:r>
@@ -1530,7 +1343,7 @@
         <w:pStyle w:val="Compact"/>
         <w:numPr>
           <w:ilvl w:val="0"/>
-          <w:numId w:val="1008"/>
+          <w:numId w:val="1005"/>
         </w:numPr>
       </w:pPr>
       <w:r>
@@ -1542,15 +1355,15 @@
         <w:pStyle w:val="Compact"/>
         <w:numPr>
           <w:ilvl w:val="0"/>
-          <w:numId w:val="1008"/>
+          <w:numId w:val="1005"/>
         </w:numPr>
       </w:pPr>
       <w:r>
         <w:t xml:space="preserve">Änderungen speichern und Bearbeitungsmodus beenden.</w:t>
       </w:r>
     </w:p>
-    <w:bookmarkEnd w:id="34"/>
-    <w:bookmarkStart w:id="35" w:name="Xf986d3b6207dc9b711e669b16c737150d9cde90"/>
+    <w:bookmarkEnd w:id="33"/>
+    <w:bookmarkStart w:id="34" w:name="Xf986d3b6207dc9b711e669b16c737150d9cde90"/>
     <w:p>
       <w:pPr>
         <w:pStyle w:val="Heading1"/>
@@ -1707,17 +1520,17 @@
         <w:pStyle w:val="BodyText"/>
       </w:pPr>
       <w:r>
-        <w:t xml:space="preserve">LST bezeichnet die Temperatur der Landoberfläche. Sie ist keine Messung der Lufttemperatur in zwei Metern Höhe. Eine einzelne Landsat-Aufnahme ist außerdem eine Momentaufnahme und hängt von Aufnahmetag, Tageszeit, Bewölkung und Oberflächenzustand ab.</w:t>
-      </w:r>
-    </w:p>
-    <w:bookmarkEnd w:id="35"/>
-    <w:bookmarkStart w:id="36" w:name="X31c5efb6625455e2be6d9af220526c470f355b3"/>
+        <w:t xml:space="preserve">LST bezeichnet die Temperatur der Landoberfläche. Sie ist keine Messung der Lufttemperatur in zwei Metern Höhe. Das Hot-q90-Komposit beschreibt eine obere Temperaturtendenz der ausgewählten Szenen. Es zeigt weder gleichzeitige Temperaturen an einem bestimmten Tag noch das zeitliche Maximum jeder Zelle.</w:t>
+      </w:r>
+    </w:p>
+    <w:bookmarkEnd w:id="34"/>
+    <w:bookmarkStart w:id="35" w:name="bezug-zum-skriptworkflow"/>
     <w:p>
       <w:pPr>
         <w:pStyle w:val="Heading1"/>
       </w:pPr>
       <w:r>
-        <w:t xml:space="preserve">Was wird aus dem Skriptworkflow weggelassen?</w:t>
+        <w:t xml:space="preserve">Bezug zum Skriptworkflow</w:t>
       </w:r>
     </w:p>
     <w:tbl>
@@ -1742,7 +1555,7 @@
               <w:pStyle w:val="Compact"/>
             </w:pPr>
             <w:r>
-              <w:t xml:space="preserve">Skriptworkflow</w:t>
+              <w:t xml:space="preserve">Im Materialworkflow vorbereitet</w:t>
             </w:r>
           </w:p>
         </w:tc>
@@ -1753,7 +1566,7 @@
               <w:pStyle w:val="Compact"/>
             </w:pPr>
             <w:r>
-              <w:t xml:space="preserve">Minimale QGIS-Version</w:t>
+              <w:t xml:space="preserve">Im manuellen QGIS-Weg</w:t>
             </w:r>
           </w:p>
         </w:tc>
@@ -1766,7 +1579,7 @@
               <w:pStyle w:val="Compact"/>
             </w:pPr>
             <w:r>
-              <w:t xml:space="preserve">Viele Landsat-Szenen suchen, maskieren und auswerten</w:t>
+              <w:t xml:space="preserve">Landsat-Szenen laden, nach QA maskieren und in °C umrechnen</w:t>
             </w:r>
           </w:p>
         </w:tc>
@@ -1777,7 +1590,7 @@
               <w:pStyle w:val="Compact"/>
             </w:pPr>
             <w:r>
-              <w:t xml:space="preserve">eine wolkenarme Landsat-Szene auswählen</w:t>
+              <w:t xml:space="preserve">fertiges Temperatur-GeoTIFF laden</w:t>
             </w:r>
           </w:p>
         </w:tc>
@@ -1790,22 +1603,7 @@
               <w:pStyle w:val="Compact"/>
             </w:pPr>
             <w:r>
-              <w:t xml:space="preserve">Zehn Szenen nach gebietsweitem</w:t>
-            </w:r>
-            <w:r>
-              <w:t xml:space="preserve"> </w:t>
-            </w:r>
-            <w:r>
-              <w:rPr>
-                <w:rStyle w:val="VerbatimChar"/>
-              </w:rPr>
-              <w:t xml:space="preserve">q90_C</w:t>
-            </w:r>
-            <w:r>
-              <w:t xml:space="preserve"> </w:t>
-            </w:r>
-            <w:r>
-              <w:t xml:space="preserve">sortieren</w:t>
+              <w:t xml:space="preserve">Heiße Szenen auswählen und pixelweises q90 berechnen</w:t>
             </w:r>
           </w:p>
         </w:tc>
@@ -1816,7 +1614,7 @@
               <w:pStyle w:val="Compact"/>
             </w:pPr>
             <w:r>
-              <w:t xml:space="preserve">keine automatische Szenenauswahl</w:t>
+              <w:t xml:space="preserve">vorhandenes Hot-q90-Produkt darstellen</w:t>
             </w:r>
           </w:p>
         </w:tc>
@@ -1829,7 +1627,7 @@
               <w:pStyle w:val="Compact"/>
             </w:pPr>
             <w:r>
-              <w:t xml:space="preserve">Pixelweises Hot-q90-Komposit erstellen</w:t>
+              <w:t xml:space="preserve">CIR-Oberflächenmaske klassifizieren</w:t>
             </w:r>
           </w:p>
         </w:tc>
@@ -1840,7 +1638,7 @@
               <w:pStyle w:val="Compact"/>
             </w:pPr>
             <w:r>
-              <w:t xml:space="preserve">Einzeltermin in °C umrechnen</w:t>
+              <w:t xml:space="preserve">Oberflächen im RGB-Luftbild selbst interpretieren</w:t>
             </w:r>
           </w:p>
         </w:tc>
@@ -1853,7 +1651,7 @@
               <w:pStyle w:val="Compact"/>
             </w:pPr>
             <w:r>
-              <w:t xml:space="preserve">CIR-WMS abrufen und Vegetation/Wasser/Versiegelung klassifizieren</w:t>
+              <w:t xml:space="preserve">Projekt und Printlayouts automatisch erzeugen</w:t>
             </w:r>
           </w:p>
         </w:tc>
@@ -1864,31 +1662,7 @@
               <w:pStyle w:val="Compact"/>
             </w:pPr>
             <w:r>
-              <w:t xml:space="preserve">RGB-Luftbild visuell interpretieren</w:t>
-            </w:r>
-          </w:p>
-        </w:tc>
-      </w:tr>
-      <w:tr>
-        <w:tc>
-          <w:tcPr/>
-          <w:p>
-            <w:pPr>
-              <w:pStyle w:val="Compact"/>
-            </w:pPr>
-            <w:r>
-              <w:t xml:space="preserve">AOI, Teaching-Layer, QGIS-Projekt und Printlayouts automatisch erzeugen</w:t>
-            </w:r>
-          </w:p>
-        </w:tc>
-        <w:tc>
-          <w:tcPr/>
-          <w:p>
-            <w:pPr>
-              <w:pStyle w:val="Compact"/>
-            </w:pPr>
-            <w:r>
-              <w:t xml:space="preserve">Ausschnitt und Erwartungsflächen manuell in QGIS anlegen</w:t>
+              <w:t xml:space="preserve">Layer anordnen, Erwartungen digitalisieren und Projekt speichern</w:t>
             </w:r>
           </w:p>
         </w:tc>
@@ -1899,7 +1673,7 @@
         <w:pStyle w:val="BodyText"/>
       </w:pPr>
       <w:r>
-        <w:t xml:space="preserve">Damit wird die</w:t>
+        <w:t xml:space="preserve">Damit bleibt die thermische Datengrundlage des automatisierten Workflows erhalten. Manuell nachgebildet werden die</w:t>
       </w:r>
       <w:r>
         <w:t xml:space="preserve"> </w:t>
@@ -1909,13 +1683,10 @@
           <w:b/>
           <w:bCs/>
         </w:rPr>
-        <w:t xml:space="preserve">Modelllogik</w:t>
-      </w:r>
-      <w:r>
-        <w:t xml:space="preserve"> </w:t>
-      </w:r>
-      <w:r>
-        <w:t xml:space="preserve">nachgebildet: Oberflächenstruktur führt zu einer Erwartung; die Wärmeebene prüft diese Erwartung. Das q90-Produkt der Skripte wird dabei nicht reproduziert. Dafür wären mehrere Szenen, QA-Maskierung, Szenenranking und eine pixelweise Quantilberechnung erforderlich.</w:t>
+        <w:t xml:space="preserve">räumliche Interpretation, die Erwartung und ihr Abgleich mit dem fertigen Wärmebild</w:t>
+      </w:r>
+      <w:r>
+        <w:t xml:space="preserve">.</w:t>
       </w:r>
     </w:p>
     <w:p>
@@ -1923,7 +1694,22 @@
         <w:pStyle w:val="BodyText"/>
       </w:pPr>
       <w:r>
-        <w:t xml:space="preserve">Die verlinkten Skripte sind auf die</w:t>
+        <w:t xml:space="preserve">Die verlinkten Skripte verwenden die STAC-Collection</w:t>
+      </w:r>
+      <w:r>
+        <w:t xml:space="preserve"> </w:t>
+      </w:r>
+      <w:r>
+        <w:rPr>
+          <w:rStyle w:val="VerbatimChar"/>
+        </w:rPr>
+        <w:t xml:space="preserve">landsat-c2-l2</w:t>
+      </w:r>
+      <w:r>
+        <w:t xml:space="preserve"> </w:t>
+      </w:r>
+      <w:r>
+        <w:t xml:space="preserve">mit Einzelaufnahmen.</w:t>
       </w:r>
       <w:r>
         <w:t xml:space="preserve"> </w:t>
@@ -1933,17 +1719,47 @@
           <w:b/>
           <w:bCs/>
         </w:rPr>
-        <w:t xml:space="preserve">Köln-Demo</w:t>
-      </w:r>
-      <w:r>
-        <w:t xml:space="preserve"> </w:t>
-      </w:r>
-      <w:r>
-        <w:t xml:space="preserve">eingestellt. Für Marburg werden hier der hessische Luftbilddienst und ein Marburger Untersuchungsraum verwendet; die Landsat-Auswahl erfolgt manuell.</w:t>
-      </w:r>
-    </w:p>
-    <w:bookmarkEnd w:id="36"/>
-    <w:bookmarkStart w:id="41" w:name="quellen-und-weitere-informationen"/>
+        <w:t xml:space="preserve">Median, q10 und q90 werden dort lokal berechnet; ein fertig bezogenes q95-Zeitreihenprodukt ist in diesem Skript nicht enthalten.</w:t>
+      </w:r>
+      <w:r>
+        <w:t xml:space="preserve"> </w:t>
+      </w:r>
+      <w:r>
+        <w:t xml:space="preserve">Maßgeblich sind die Funktionen</w:t>
+      </w:r>
+      <w:r>
+        <w:t xml:space="preserve"> </w:t>
+      </w:r>
+      <w:r>
+        <w:rPr>
+          <w:rStyle w:val="VerbatimChar"/>
+        </w:rPr>
+        <w:t xml:space="preserve">build_extreme_products()</w:t>
+      </w:r>
+      <w:r>
+        <w:t xml:space="preserve"> </w:t>
+      </w:r>
+      <w:r>
+        <w:t xml:space="preserve">und</w:t>
+      </w:r>
+      <w:r>
+        <w:t xml:space="preserve"> </w:t>
+      </w:r>
+      <w:r>
+        <w:rPr>
+          <w:rStyle w:val="VerbatimChar"/>
+        </w:rPr>
+        <w:t xml:space="preserve">terra::app()</w:t>
+      </w:r>
+      <w:r>
+        <w:t xml:space="preserve"> </w:t>
+      </w:r>
+      <w:r>
+        <w:t xml:space="preserve">im Hauptskript. Ein anderes fertiges Quantilprodukt kann ebenfalls verwendet werden, muss aber mit seinem tatsächlichen Quantil, Zeitraum, seiner Szenenauswahl und Einheit gekennzeichnet werden.</w:t>
+      </w:r>
+    </w:p>
+    <w:bookmarkEnd w:id="35"/>
+    <w:bookmarkStart w:id="39" w:name="quellen-und-weitere-informationen"/>
     <w:p>
       <w:pPr>
         <w:pStyle w:val="Heading1"/>
@@ -1957,10 +1773,10 @@
         <w:pStyle w:val="Compact"/>
         <w:numPr>
           <w:ilvl w:val="0"/>
-          <w:numId w:val="1009"/>
+          <w:numId w:val="1006"/>
         </w:numPr>
       </w:pPr>
-      <w:hyperlink r:id="rId37">
+      <w:hyperlink r:id="rId21">
         <w:r>
           <w:rPr>
             <w:rStyle w:val="Hyperlink"/>
@@ -1974,10 +1790,10 @@
         <w:pStyle w:val="Compact"/>
         <w:numPr>
           <w:ilvl w:val="0"/>
-          <w:numId w:val="1009"/>
+          <w:numId w:val="1006"/>
         </w:numPr>
       </w:pPr>
-      <w:hyperlink r:id="rId38">
+      <w:hyperlink r:id="rId36">
         <w:r>
           <w:rPr>
             <w:rStyle w:val="Hyperlink"/>
@@ -1991,10 +1807,10 @@
         <w:pStyle w:val="Compact"/>
         <w:numPr>
           <w:ilvl w:val="0"/>
-          <w:numId w:val="1009"/>
+          <w:numId w:val="1006"/>
         </w:numPr>
       </w:pPr>
-      <w:hyperlink r:id="rId39">
+      <w:hyperlink r:id="rId37">
         <w:r>
           <w:rPr>
             <w:rStyle w:val="Hyperlink"/>
@@ -2008,10 +1824,10 @@
         <w:pStyle w:val="Compact"/>
         <w:numPr>
           <w:ilvl w:val="0"/>
-          <w:numId w:val="1009"/>
+          <w:numId w:val="1006"/>
         </w:numPr>
       </w:pPr>
-      <w:hyperlink r:id="rId28">
+      <w:hyperlink r:id="rId29">
         <w:r>
           <w:rPr>
             <w:rStyle w:val="Hyperlink"/>
@@ -2025,36 +1841,19 @@
         <w:pStyle w:val="Compact"/>
         <w:numPr>
           <w:ilvl w:val="0"/>
-          <w:numId w:val="1009"/>
+          <w:numId w:val="1006"/>
         </w:numPr>
       </w:pPr>
-      <w:hyperlink r:id="rId25">
+      <w:hyperlink r:id="rId38">
         <w:r>
           <w:rPr>
             <w:rStyle w:val="Hyperlink"/>
           </w:rPr>
-          <w:t xml:space="preserve">USGS EarthExplorer</w:t>
+          <w:t xml:space="preserve">USGS: Landsat Collection 2 Surface Temperature</w:t>
         </w:r>
       </w:hyperlink>
     </w:p>
-    <w:p>
-      <w:pPr>
-        <w:pStyle w:val="Compact"/>
-        <w:numPr>
-          <w:ilvl w:val="0"/>
-          <w:numId w:val="1009"/>
-        </w:numPr>
-      </w:pPr>
-      <w:hyperlink r:id="rId40">
-        <w:r>
-          <w:rPr>
-            <w:rStyle w:val="Hyperlink"/>
-          </w:rPr>
-          <w:t xml:space="preserve">USGS: Skalierung der Landsat-Level-2-Daten</w:t>
-        </w:r>
-      </w:hyperlink>
-    </w:p>
-    <w:bookmarkEnd w:id="41"/>
+    <w:bookmarkEnd w:id="39"/>
     <w:sectPr>
       <w:footnotePr>
         <w:numRestart w:val="eachSect"/>
@@ -2345,91 +2144,6 @@
     </w:lvl>
     <w:lvl w:ilvl="8">
       <w:start w:val="1"/>
-      <w:numFmt w:val="decimal"/>
-      <w:lvlText w:val="%9."/>
-      <w:lvlJc w:val="left"/>
-      <w:pPr>
-        <w:ind w:left="6480" w:hanging="360"/>
-      </w:pPr>
-    </w:lvl>
-  </w:abstractNum>
-  <w:abstractNum w:abstractNumId="99414">
-    <w:nsid w:val="00A99414"/>
-    <w:multiLevelType w:val="multilevel"/>
-    <w:lvl w:ilvl="0">
-      <w:start w:val="4"/>
-      <w:numFmt w:val="decimal"/>
-      <w:lvlText w:val="%1."/>
-      <w:lvlJc w:val="left"/>
-      <w:pPr>
-        <w:ind w:left="720" w:hanging="360"/>
-      </w:pPr>
-    </w:lvl>
-    <w:lvl w:ilvl="1">
-      <w:start w:val="4"/>
-      <w:numFmt w:val="decimal"/>
-      <w:lvlText w:val="%2."/>
-      <w:lvlJc w:val="left"/>
-      <w:pPr>
-        <w:ind w:left="1440" w:hanging="360"/>
-      </w:pPr>
-    </w:lvl>
-    <w:lvl w:ilvl="2">
-      <w:start w:val="4"/>
-      <w:numFmt w:val="decimal"/>
-      <w:lvlText w:val="%3."/>
-      <w:lvlJc w:val="left"/>
-      <w:pPr>
-        <w:ind w:left="2160" w:hanging="360"/>
-      </w:pPr>
-    </w:lvl>
-    <w:lvl w:ilvl="3">
-      <w:start w:val="4"/>
-      <w:numFmt w:val="decimal"/>
-      <w:lvlText w:val="%4."/>
-      <w:lvlJc w:val="left"/>
-      <w:pPr>
-        <w:ind w:left="2880" w:hanging="360"/>
-      </w:pPr>
-    </w:lvl>
-    <w:lvl w:ilvl="4">
-      <w:start w:val="4"/>
-      <w:numFmt w:val="decimal"/>
-      <w:lvlText w:val="%5."/>
-      <w:lvlJc w:val="left"/>
-      <w:pPr>
-        <w:ind w:left="3600" w:hanging="360"/>
-      </w:pPr>
-    </w:lvl>
-    <w:lvl w:ilvl="5">
-      <w:start w:val="4"/>
-      <w:numFmt w:val="decimal"/>
-      <w:lvlText w:val="%6."/>
-      <w:lvlJc w:val="left"/>
-      <w:pPr>
-        <w:ind w:left="4320" w:hanging="360"/>
-      </w:pPr>
-    </w:lvl>
-    <w:lvl w:ilvl="6">
-      <w:start w:val="4"/>
-      <w:numFmt w:val="decimal"/>
-      <w:lvlText w:val="%7."/>
-      <w:lvlJc w:val="left"/>
-      <w:pPr>
-        <w:ind w:left="5040" w:hanging="360"/>
-      </w:pPr>
-    </w:lvl>
-    <w:lvl w:ilvl="7">
-      <w:start w:val="4"/>
-      <w:numFmt w:val="decimal"/>
-      <w:lvlText w:val="%8."/>
-      <w:lvlJc w:val="left"/>
-      <w:pPr>
-        <w:ind w:left="5760" w:hanging="360"/>
-      </w:pPr>
-    </w:lvl>
-    <w:lvl w:ilvl="8">
-      <w:start w:val="4"/>
       <w:numFmt w:val="decimal"/>
       <w:lvlText w:val="%9."/>
       <w:lvlJc w:val="left"/>
@@ -2590,9 +2304,6 @@
     </w:lvlOverride>
   </w:num>
   <w:num w:numId="1004">
-    <w:abstractNumId w:val="991"/>
-  </w:num>
-  <w:num w:numId="1005">
     <w:abstractNumId w:val="99411"/>
     <w:lvlOverride w:ilvl="0">
       <w:startOverride w:val="1"/>
@@ -2622,67 +2333,7 @@
       <w:startOverride w:val="1"/>
     </w:lvlOverride>
   </w:num>
-  <w:num w:numId="1006">
-    <w:abstractNumId w:val="99414"/>
-    <w:lvlOverride w:ilvl="0">
-      <w:startOverride w:val="4"/>
-    </w:lvlOverride>
-    <w:lvlOverride w:ilvl="1">
-      <w:startOverride w:val="4"/>
-    </w:lvlOverride>
-    <w:lvlOverride w:ilvl="2">
-      <w:startOverride w:val="4"/>
-    </w:lvlOverride>
-    <w:lvlOverride w:ilvl="3">
-      <w:startOverride w:val="4"/>
-    </w:lvlOverride>
-    <w:lvlOverride w:ilvl="4">
-      <w:startOverride w:val="4"/>
-    </w:lvlOverride>
-    <w:lvlOverride w:ilvl="5">
-      <w:startOverride w:val="4"/>
-    </w:lvlOverride>
-    <w:lvlOverride w:ilvl="6">
-      <w:startOverride w:val="4"/>
-    </w:lvlOverride>
-    <w:lvlOverride w:ilvl="7">
-      <w:startOverride w:val="4"/>
-    </w:lvlOverride>
-    <w:lvlOverride w:ilvl="8">
-      <w:startOverride w:val="4"/>
-    </w:lvlOverride>
-  </w:num>
-  <w:num w:numId="1007">
-    <w:abstractNumId w:val="99411"/>
-    <w:lvlOverride w:ilvl="0">
-      <w:startOverride w:val="1"/>
-    </w:lvlOverride>
-    <w:lvlOverride w:ilvl="1">
-      <w:startOverride w:val="1"/>
-    </w:lvlOverride>
-    <w:lvlOverride w:ilvl="2">
-      <w:startOverride w:val="1"/>
-    </w:lvlOverride>
-    <w:lvlOverride w:ilvl="3">
-      <w:startOverride w:val="1"/>
-    </w:lvlOverride>
-    <w:lvlOverride w:ilvl="4">
-      <w:startOverride w:val="1"/>
-    </w:lvlOverride>
-    <w:lvlOverride w:ilvl="5">
-      <w:startOverride w:val="1"/>
-    </w:lvlOverride>
-    <w:lvlOverride w:ilvl="6">
-      <w:startOverride w:val="1"/>
-    </w:lvlOverride>
-    <w:lvlOverride w:ilvl="7">
-      <w:startOverride w:val="1"/>
-    </w:lvlOverride>
-    <w:lvlOverride w:ilvl="8">
-      <w:startOverride w:val="1"/>
-    </w:lvlOverride>
-  </w:num>
-  <w:num w:numId="1008">
+  <w:num w:numId="1005">
     <w:abstractNumId w:val="99415"/>
     <w:lvlOverride w:ilvl="0">
       <w:startOverride w:val="5"/>
@@ -2712,7 +2363,7 @@
       <w:startOverride w:val="5"/>
     </w:lvlOverride>
   </w:num>
-  <w:num w:numId="1009">
+  <w:num w:numId="1006">
     <w:abstractNumId w:val="991"/>
   </w:num>
 </w:numbering>

--- a/docs/pages/qgis-howto-stadtwaerme-marburg.docx
+++ b/docs/pages/qgis-howto-stadtwaerme-marburg.docx
@@ -18,7 +18,7 @@
         <w:t xml:space="preserve">Luftbild und Wärmebild manuell vergleichen</w:t>
       </w:r>
     </w:p>
-    <w:bookmarkStart w:id="25" w:name="ziel"/>
+    <w:bookmarkStart w:id="26" w:name="ziel"/>
     <w:p>
       <w:pPr>
         <w:pStyle w:val="Heading1"/>
@@ -88,7 +88,7 @@
         <w:t xml:space="preserve"> </w:t>
       </w:r>
       <w:r>
-        <w:t xml:space="preserve">Im QGIS-Teil werden ein fertiges LST-Quantilraster und ein RGB-Luftbild verwendet. Die Datenvorverarbeitung liegt vor diesem Arbeitsschritt.</w:t>
+        <w:t xml:space="preserve">Verwendet werden ein frei herunterladbares Landsat-LST-Sommermittel für Deutschland und ein RGB-Luftbild. Aus dem Temperaturdatensatz wird in QGIS der Ausschnitt für Marburg gespeichert.</w:t>
       </w:r>
     </w:p>
     <w:p>
@@ -208,31 +208,33 @@
               <w:spacing w:before="16" w:after="16"/>
             </w:pPr>
             <w:r>
-              <w:t xml:space="preserve">Verwendet wird das</w:t>
-            </w:r>
-            <w:r>
-              <w:t xml:space="preserve"> </w:t>
-            </w:r>
-            <w:r>
               <w:rPr>
                 <w:b/>
                 <w:bCs/>
               </w:rPr>
-              <w:t xml:space="preserve">fertige Hot-q90-GeoTIFF</w:t>
+              <w:t xml:space="preserve">Direkter Datendownload:</w:t>
             </w:r>
             <w:r>
               <w:t xml:space="preserve"> </w:t>
             </w:r>
-            <w:r>
-              <w:t xml:space="preserve">des Materialworkflows. Es enthält bereits Oberflächentemperaturen in °C. In QGIS werden weder einzelne Satellitenszenen heruntergeladen noch DN-Werte umgerechnet.</w:t>
+            <w:hyperlink r:id="rId25">
+              <w:r>
+                <w:rPr>
+                  <w:rStyle w:val="Hyperlink"/>
+                </w:rPr>
+                <w:t xml:space="preserve">DLR-LST-Sommermittel 2021–2025 als GeoTIFF herunterladen (ca. 1,3 GiB)</w:t>
+              </w:r>
+            </w:hyperlink>
+            <w:r>
+              <w:t xml:space="preserve">. Das Raster umfasst Deutschland einschließlich Marburg und enthält bereits °C. Es handelt sich um einen zeitlichen Mittelwert, nicht um ein q90- oder q95-Produkt.</w:t>
             </w:r>
           </w:p>
           <w:p/>
         </w:tc>
       </w:tr>
     </w:tbl>
-    <w:bookmarkEnd w:id="25"/>
-    <w:bookmarkStart w:id="28" w:name="was-du-brauchst"/>
+    <w:bookmarkEnd w:id="26"/>
+    <w:bookmarkStart w:id="29" w:name="was-du-brauchst"/>
     <w:p>
       <w:pPr>
         <w:pStyle w:val="Heading1"/>
@@ -309,7 +311,7 @@
             <w:pPr>
               <w:pStyle w:val="Compact"/>
             </w:pPr>
-            <w:hyperlink r:id="rId26">
+            <w:hyperlink r:id="rId27">
               <w:r>
                 <w:rPr>
                   <w:rStyle w:val="Hyperlink"/>
@@ -339,29 +341,34 @@
               <w:pStyle w:val="Compact"/>
             </w:pPr>
             <w:r>
-              <w:t xml:space="preserve">Fertiges LST-Hot-q90-GeoTIFF für Marburg</w:t>
-            </w:r>
-          </w:p>
-        </w:tc>
-        <w:tc>
-          <w:tcPr/>
-          <w:p>
-            <w:pPr>
-              <w:pStyle w:val="Compact"/>
-            </w:pPr>
-            <w:r>
-              <w:t xml:space="preserve">bereitgestellte Ausgabe des Materialworkflows</w:t>
-            </w:r>
-          </w:p>
-        </w:tc>
-        <w:tc>
-          <w:tcPr/>
-          <w:p>
-            <w:pPr>
-              <w:pStyle w:val="Compact"/>
-            </w:pPr>
-            <w:r>
-              <w:t xml:space="preserve">obere Temperaturtendenz der ausgewählten heißen Szenen vergleichen</w:t>
+              <w:t xml:space="preserve">Landsat-LST-Sommermittel 2021–2025, Deutschland</w:t>
+            </w:r>
+          </w:p>
+        </w:tc>
+        <w:tc>
+          <w:tcPr/>
+          <w:p>
+            <w:pPr>
+              <w:pStyle w:val="Compact"/>
+            </w:pPr>
+            <w:hyperlink r:id="rId25">
+              <w:r>
+                <w:rPr>
+                  <w:rStyle w:val="Hyperlink"/>
+                </w:rPr>
+                <w:t xml:space="preserve">GeoTIFF direkt herunterladen</w:t>
+              </w:r>
+            </w:hyperlink>
+          </w:p>
+        </w:tc>
+        <w:tc>
+          <w:tcPr/>
+          <w:p>
+            <w:pPr>
+              <w:pStyle w:val="Compact"/>
+            </w:pPr>
+            <w:r>
+              <w:t xml:space="preserve">Marburg ausschneiden und sommerliche Temperaturmuster vergleichen</w:t>
             </w:r>
           </w:p>
         </w:tc>
@@ -377,7 +384,7 @@
       <w:r>
         <w:t xml:space="preserve"> </w:t>
       </w:r>
-      <w:hyperlink r:id="rId27">
+      <w:hyperlink r:id="rId28">
         <w:r>
           <w:rPr>
             <w:rStyle w:val="Hyperlink"/>
@@ -432,7 +439,7 @@
         <w:rPr>
           <w:rStyle w:val="VerbatimChar"/>
         </w:rPr>
-        <w:t xml:space="preserve">│   └── marburg_LST_hot_q90_C_EPSG25832.tif</w:t>
+        <w:t xml:space="preserve">│   ├── Germany_LST_summer_2021-2025_mean.tif</w:t>
       </w:r>
       <w:r>
         <w:br/>
@@ -441,6 +448,15 @@
         <w:rPr>
           <w:rStyle w:val="VerbatimChar"/>
         </w:rPr>
+        <w:t xml:space="preserve">│   └── marburg_lst_sommermittel_2021-2025.tif</w:t>
+      </w:r>
+      <w:r>
+        <w:br/>
+      </w:r>
+      <w:r>
+        <w:rPr>
+          <w:rStyle w:val="VerbatimChar"/>
+        </w:rPr>
         <w:t xml:space="preserve">├── erwartungen.gpkg</w:t>
       </w:r>
       <w:r>
@@ -453,8 +469,8 @@
         <w:t xml:space="preserve">└── marburg_stadtwaerme.qgz</w:t>
       </w:r>
     </w:p>
-    <w:bookmarkEnd w:id="28"/>
-    <w:bookmarkStart w:id="30" w:name="luftbild-laden-und-lokal-speichern"/>
+    <w:bookmarkEnd w:id="29"/>
+    <w:bookmarkStart w:id="31" w:name="luftbild-laden-und-lokal-speichern"/>
     <w:p>
       <w:pPr>
         <w:pStyle w:val="Heading1"/>
@@ -485,7 +501,7 @@
       <w:r>
         <w:t xml:space="preserve"> </w:t>
       </w:r>
-      <w:hyperlink r:id="rId29">
+      <w:hyperlink r:id="rId30">
         <w:r>
           <w:rPr>
             <w:rStyle w:val="Hyperlink"/>
@@ -747,448 +763,61 @@
         <w:t xml:space="preserve">. Ergänze das Aufnahmejahr, wenn es in den Metadaten angezeigt wird.</w:t>
       </w:r>
     </w:p>
-    <w:bookmarkEnd w:id="30"/>
-    <w:bookmarkStart w:id="31" w:name="fertiges-wärmebild-übernehmen"/>
+    <w:bookmarkEnd w:id="31"/>
+    <w:bookmarkStart w:id="36" w:name="Xb2385e986a757a557250f6ddbada7ca8f4b0124"/>
     <w:p>
       <w:pPr>
         <w:pStyle w:val="Heading1"/>
       </w:pPr>
       <w:r>
-        <w:t xml:space="preserve">2. Fertiges Wärmebild übernehmen</w:t>
+        <w:t xml:space="preserve">2. Temperaturdatei herunterladen und Marburg ausschneiden</w:t>
       </w:r>
     </w:p>
     <w:p>
       <w:pPr>
         <w:pStyle w:val="FirstParagraph"/>
       </w:pPr>
-      <w:r>
-        <w:t xml:space="preserve">Benötigt wird die</w:t>
-      </w:r>
-      <w:r>
-        <w:t xml:space="preserve"> </w:t>
-      </w:r>
       <w:r>
         <w:rPr>
           <w:b/>
           <w:bCs/>
         </w:rPr>
-        <w:t xml:space="preserve">für Marburg erzeugte</w:t>
-      </w:r>
-      <w:r>
-        <w:t xml:space="preserve"> </w:t>
-      </w:r>
-      <w:r>
         <w:t xml:space="preserve">Datei:</w:t>
       </w:r>
-    </w:p>
-    <w:p>
-      <w:pPr>
-        <w:pStyle w:val="SourceCode"/>
-      </w:pPr>
-      <w:r>
-        <w:rPr>
-          <w:rStyle w:val="VerbatimChar"/>
-        </w:rPr>
-        <w:t xml:space="preserve">marburg_LST_hot_q90_C_EPSG25832.tif</w:t>
-      </w:r>
-    </w:p>
-    <w:p>
-      <w:pPr>
-        <w:pStyle w:val="FirstParagraph"/>
-      </w:pPr>
-      <w:r>
-        <w:t xml:space="preserve">Im Skriptworkflow liegen die fertigen, projizierten Temperaturprodukte unter:</w:t>
-      </w:r>
-    </w:p>
-    <w:p>
-      <w:pPr>
-        <w:pStyle w:val="SourceCode"/>
-      </w:pPr>
-      <w:r>
-        <w:rPr>
-          <w:rStyle w:val="VerbatimChar"/>
-        </w:rPr>
-        <w:t xml:space="preserve">data/landsat_lst/&lt;gebiet&gt;/05_teaching_layers/projected_lst/</w:t>
-      </w:r>
-    </w:p>
-    <w:p>
-      <w:pPr>
-        <w:pStyle w:val="FirstParagraph"/>
-      </w:pPr>
-      <w:r>
-        <w:t xml:space="preserve">Das vorhandene Köln-Beispiel heißt</w:t>
-      </w:r>
-      <w:r>
-        <w:t xml:space="preserve"> </w:t>
-      </w:r>
-      <w:r>
-        <w:rPr>
-          <w:rStyle w:val="VerbatimChar"/>
-        </w:rPr>
-        <w:t xml:space="preserve">koeln_LST_hot_q90_C_EPSG25832.tif</w:t>
-      </w:r>
-      <w:r>
-        <w:t xml:space="preserve">. Es deckt Köln ab und kann nicht durch Umbenennen für Marburg verwendet werden.</w:t>
-      </w:r>
+      <w:r>
+        <w:t xml:space="preserve"> </w:t>
+      </w:r>
+      <w:hyperlink r:id="rId25">
+        <w:r>
+          <w:rPr>
+            <w:rStyle w:val="Hyperlink"/>
+          </w:rPr>
+          <w:t xml:space="preserve">Germany_LST_summer_2021-2025_mean.tif – direkter GeoTIFF-Download</w:t>
+        </w:r>
+      </w:hyperlink>
     </w:p>
     <w:p>
       <w:pPr>
         <w:pStyle w:val="BodyText"/>
       </w:pPr>
+      <w:r>
+        <w:t xml:space="preserve">Die Datei ist etwa</w:t>
+      </w:r>
+      <w:r>
+        <w:t xml:space="preserve"> </w:t>
+      </w:r>
       <w:r>
         <w:rPr>
           <w:b/>
           <w:bCs/>
         </w:rPr>
-        <w:t xml:space="preserve">Bereitstellung:</w:t>
-      </w:r>
-      <w:r>
-        <w:t xml:space="preserve"> </w:t>
-      </w:r>
-      <w:r>
-        <w:t xml:space="preserve">Das Marburger GeoTIFF muss aus einer für Marburg durchgeführten Materialproduktion bereitgestellt werden. Das verlinkte Repository enthält im Demo-ZIP nur Druck-PDFs; ein direkter Download des Marburger Quantilrasters ist dort nicht hinterlegt. Für diese Übung muss daher das fertige GeoTIFF zusammen mit der Anleitung ausgegeben werden.</w:t>
-      </w:r>
-    </w:p>
-    <w:p>
-      <w:pPr>
-        <w:pStyle w:val="BodyText"/>
-      </w:pPr>
-      <w:r>
-        <w:t xml:space="preserve">Datei herunterladen bzw. aus dem bereitgestellten Materialordner kopieren und unter</w:t>
-      </w:r>
-      <w:r>
-        <w:t xml:space="preserve"> </w:t>
-      </w:r>
-      <w:r>
-        <w:rPr>
-          <w:rStyle w:val="VerbatimChar"/>
-        </w:rPr>
-        <w:t xml:space="preserve">daten/</w:t>
-      </w:r>
-      <w:r>
-        <w:t xml:space="preserve"> </w:t>
-      </w:r>
-      <w:r>
-        <w:t xml:space="preserve">ablegen. Die ursprüngliche Datei unverändert behalten. Zeitraum, Auswahl der Szenen und Quantil aus den begleitenden Metadaten notieren.</w:t>
-      </w:r>
-    </w:p>
-    <w:bookmarkEnd w:id="31"/>
-    <w:bookmarkStart w:id="32" w:name="wärmebild-in-qgis-darstellen"/>
-    <w:p>
-      <w:pPr>
-        <w:pStyle w:val="Heading1"/>
-      </w:pPr>
-      <w:r>
-        <w:t xml:space="preserve">3. Wärmebild in QGIS darstellen</w:t>
-      </w:r>
-    </w:p>
-    <w:p>
-      <w:pPr>
-        <w:pStyle w:val="Compact"/>
-        <w:numPr>
-          <w:ilvl w:val="0"/>
-          <w:numId w:val="1003"/>
-        </w:numPr>
-      </w:pPr>
-      <w:r>
-        <w:t xml:space="preserve">Das fertige Hot-q90-GeoTIFF in QGIS ziehen oder über</w:t>
-      </w:r>
-      <w:r>
-        <w:t xml:space="preserve"> </w:t>
-      </w:r>
-      <w:r>
-        <w:rPr>
-          <w:b/>
-          <w:bCs/>
-        </w:rPr>
-        <w:t xml:space="preserve">Layer → Layer hinzufügen → Rasterlayer hinzufügen</w:t>
-      </w:r>
-      <w:r>
-        <w:t xml:space="preserve"> </w:t>
-      </w:r>
-      <w:r>
-        <w:t xml:space="preserve">öffnen.</w:t>
-      </w:r>
-    </w:p>
-    <w:p>
-      <w:pPr>
-        <w:pStyle w:val="Compact"/>
-        <w:numPr>
-          <w:ilvl w:val="0"/>
-          <w:numId w:val="1003"/>
-        </w:numPr>
-      </w:pPr>
-      <w:r>
-        <w:t xml:space="preserve">Über</w:t>
-      </w:r>
-      <w:r>
-        <w:t xml:space="preserve"> </w:t>
-      </w:r>
-      <w:r>
-        <w:rPr>
-          <w:b/>
-          <w:bCs/>
-        </w:rPr>
-        <w:t xml:space="preserve">Eigenschaften → Information</w:t>
-      </w:r>
-      <w:r>
-        <w:t xml:space="preserve"> </w:t>
-      </w:r>
-      <w:r>
-        <w:t xml:space="preserve">KBS, Ausdehnung und Pixelgröße prüfen. Das Raster muss Marburg abdecken.</w:t>
-      </w:r>
-    </w:p>
-    <w:p>
-      <w:pPr>
-        <w:pStyle w:val="Compact"/>
-        <w:numPr>
-          <w:ilvl w:val="0"/>
-          <w:numId w:val="1003"/>
-        </w:numPr>
-      </w:pPr>
-      <w:r>
-        <w:t xml:space="preserve">Unter</w:t>
-      </w:r>
-      <w:r>
-        <w:t xml:space="preserve"> </w:t>
-      </w:r>
-      <w:r>
-        <w:rPr>
-          <w:b/>
-          <w:bCs/>
-        </w:rPr>
-        <w:t xml:space="preserve">Symbolisierung → Einkanal-Pseudofarbe</w:t>
-      </w:r>
-      <w:r>
-        <w:t xml:space="preserve"> </w:t>
-      </w:r>
-      <w:r>
-        <w:t xml:space="preserve">Band 1 auswählen.</w:t>
-      </w:r>
-    </w:p>
-    <w:p>
-      <w:pPr>
-        <w:pStyle w:val="Compact"/>
-        <w:numPr>
-          <w:ilvl w:val="0"/>
-          <w:numId w:val="1003"/>
-        </w:numPr>
-      </w:pPr>
-      <w:r>
-        <w:t xml:space="preserve">Einen Farbverlauf von kühl nach warm verwenden und die tatsächlichen Min-/Max-Werte laden. Für den Einstieg fünf gleich breite Temperaturklassen einstellen.</w:t>
-      </w:r>
-    </w:p>
-    <w:p>
-      <w:pPr>
-        <w:pStyle w:val="Compact"/>
-        <w:numPr>
-          <w:ilvl w:val="0"/>
-          <w:numId w:val="1003"/>
-        </w:numPr>
-      </w:pPr>
-      <w:r>
-        <w:t xml:space="preserve">Layername:</w:t>
-      </w:r>
-      <w:r>
-        <w:t xml:space="preserve"> </w:t>
-      </w:r>
-      <w:r>
-        <w:rPr>
-          <w:b/>
-          <w:bCs/>
-        </w:rPr>
-        <w:t xml:space="preserve">LST Hot-q90 (°C)</w:t>
-      </w:r>
-      <w:r>
-        <w:t xml:space="preserve">. NoData transparent lassen.</w:t>
-      </w:r>
-    </w:p>
-    <w:p>
-      <w:pPr>
-        <w:pStyle w:val="Compact"/>
-        <w:numPr>
-          <w:ilvl w:val="0"/>
-          <w:numId w:val="1003"/>
-        </w:numPr>
-      </w:pPr>
-      <w:r>
-        <w:t xml:space="preserve">Den Wärmebildlayer über dem Luftbild anordnen. Für das Erkennen der Temperaturmuster zunächst 100 % Deckkraft verwenden; zum räumlichen Zuordnen zeitweise ausblenden oder die Deckkraft reduzieren.</w:t>
-      </w:r>
-    </w:p>
-    <w:p>
-      <w:pPr>
-        <w:pStyle w:val="FirstParagraph"/>
-      </w:pPr>
-      <w:r>
-        <w:rPr>
-          <w:b/>
-          <w:bCs/>
-        </w:rPr>
-        <w:t xml:space="preserve">Keine Skalierung im Rasterrechner:</w:t>
-      </w:r>
-      <w:r>
-        <w:t xml:space="preserve"> </w:t>
-      </w:r>
-      <w:r>
-        <w:t xml:space="preserve">Die Kennzeichnung</w:t>
-      </w:r>
-      <w:r>
-        <w:t xml:space="preserve"> </w:t>
-      </w:r>
-      <w:r>
-        <w:rPr>
-          <w:rStyle w:val="VerbatimChar"/>
-        </w:rPr>
-        <w:t xml:space="preserve">_C_</w:t>
-      </w:r>
-      <w:r>
-        <w:t xml:space="preserve"> </w:t>
-      </w:r>
-      <w:r>
-        <w:t xml:space="preserve">im Dateinamen bezeichnet im verlinkten Workflow bereits Grad Celsius. Eine erneute Anwendung des Landsat-Skalierungsfaktors würde die Werte verfälschen.</w:t>
-      </w:r>
-    </w:p>
-    <w:p>
-      <w:pPr>
-        <w:pStyle w:val="BodyText"/>
-      </w:pPr>
-      <w:r>
-        <w:rPr>
-          <w:b/>
-          <w:bCs/>
-        </w:rPr>
-        <w:t xml:space="preserve">Bedeutung des Produkts:</w:t>
-      </w:r>
-      <w:r>
-        <w:t xml:space="preserve"> </w:t>
-      </w:r>
-      <w:r>
-        <w:t xml:space="preserve">Im Skript werden Szenen nach ihrem gebietsweiten q90-Temperaturwert sortiert. Aus den ausgewählten heißen Szenen wird anschließend für jede Rasterzelle das zeitliche q90 berechnet. Das fertige Raster zeigt somit keinen einzelnen Aufnahmetag; benachbarte Zellen können durch unterschiedliche Termine geprägt sein.</w:t>
-      </w:r>
-    </w:p>
-    <w:p>
-      <w:pPr>
-        <w:pStyle w:val="BodyText"/>
-      </w:pPr>
-      <w:r>
-        <w:t xml:space="preserve">Die thermische Landsat-8/9-Auflösung beträgt etwa 100 m; das Produkt wird auf einem 30-m-Raster geliefert. Ein feineres Darstellungsraster erzeugt keine zusätzlichen thermischen Details.</w:t>
-      </w:r>
-    </w:p>
-    <w:bookmarkEnd w:id="32"/>
-    <w:bookmarkStart w:id="33" w:name="erwartung-im-luftbild-einzeichnen"/>
-    <w:p>
-      <w:pPr>
-        <w:pStyle w:val="Heading1"/>
-      </w:pPr>
-      <w:r>
-        <w:t xml:space="preserve">4. Erwartung im Luftbild einzeichnen</w:t>
-      </w:r>
-    </w:p>
-    <w:p>
-      <w:pPr>
-        <w:pStyle w:val="FirstParagraph"/>
-      </w:pPr>
-      <w:r>
-        <w:t xml:space="preserve">Die Erwartung wird zuerst ohne sichtbare Temperaturkarte erstellt.</w:t>
-      </w:r>
-    </w:p>
-    <w:p>
-      <w:pPr>
-        <w:pStyle w:val="Compact"/>
-        <w:numPr>
-          <w:ilvl w:val="0"/>
-          <w:numId w:val="1004"/>
-        </w:numPr>
-      </w:pPr>
-      <w:r>
-        <w:t xml:space="preserve">Wärmebild vorübergehend ausblenden.</w:t>
-      </w:r>
-    </w:p>
-    <w:p>
-      <w:pPr>
-        <w:pStyle w:val="Compact"/>
-        <w:numPr>
-          <w:ilvl w:val="0"/>
-          <w:numId w:val="1004"/>
-        </w:numPr>
-      </w:pPr>
-      <w:r>
-        <w:rPr>
-          <w:b/>
-          <w:bCs/>
-        </w:rPr>
-        <w:t xml:space="preserve">Layer → Layer erstellen → Neuer GeoPackage-Layer…</w:t>
-      </w:r>
-      <w:r>
-        <w:t xml:space="preserve"> </w:t>
-      </w:r>
-      <w:r>
-        <w:t xml:space="preserve">öffnen.</w:t>
-      </w:r>
-    </w:p>
-    <w:p>
-      <w:pPr>
-        <w:pStyle w:val="Compact"/>
-        <w:numPr>
-          <w:ilvl w:val="0"/>
-          <w:numId w:val="1004"/>
-        </w:numPr>
-      </w:pPr>
-      <w:r>
-        <w:t xml:space="preserve">Datei</w:t>
-      </w:r>
-      <w:r>
-        <w:t xml:space="preserve"> </w:t>
-      </w:r>
-      <w:r>
-        <w:rPr>
-          <w:rStyle w:val="VerbatimChar"/>
-        </w:rPr>
-        <w:t xml:space="preserve">erwartungen.gpkg</w:t>
-      </w:r>
-      <w:r>
-        <w:t xml:space="preserve">, Geometrietyp</w:t>
-      </w:r>
-      <w:r>
-        <w:t xml:space="preserve"> </w:t>
-      </w:r>
-      <w:r>
-        <w:rPr>
-          <w:b/>
-          <w:bCs/>
-        </w:rPr>
-        <w:t xml:space="preserve">Polygon</w:t>
-      </w:r>
-      <w:r>
-        <w:t xml:space="preserve">, Projekt-KBS</w:t>
-      </w:r>
-      <w:r>
-        <w:t xml:space="preserve"> </w:t>
-      </w:r>
-      <w:r>
-        <w:rPr>
-          <w:b/>
-          <w:bCs/>
-        </w:rPr>
-        <w:t xml:space="preserve">EPSG:25832</w:t>
-      </w:r>
-      <w:r>
-        <w:t xml:space="preserve"> </w:t>
-      </w:r>
-      <w:r>
-        <w:t xml:space="preserve">wählen.</w:t>
-      </w:r>
-    </w:p>
-    <w:p>
-      <w:pPr>
-        <w:pStyle w:val="Compact"/>
-        <w:numPr>
-          <w:ilvl w:val="0"/>
-          <w:numId w:val="1004"/>
-        </w:numPr>
-      </w:pPr>
-      <w:r>
-        <w:t xml:space="preserve">Drei Textfelder anlegen:</w:t>
+        <w:t xml:space="preserve">1,3 GiB</w:t>
+      </w:r>
+      <w:r>
+        <w:t xml:space="preserve"> </w:t>
+      </w:r>
+      <w:r>
+        <w:t xml:space="preserve">groß. Sie enthält ganz Deutschland und damit auch Marburg. Der Download erfolgt direkt vom DLR-Geoservice; ein Köln-Datensatz oder ein vorheriger Skriptlauf ist nicht erforderlich.</w:t>
       </w:r>
     </w:p>
     <w:tbl>
@@ -1213,18 +842,18 @@
               <w:pStyle w:val="Compact"/>
             </w:pPr>
             <w:r>
-              <w:t xml:space="preserve">Feldname</w:t>
-            </w:r>
-          </w:p>
-        </w:tc>
-        <w:tc>
-          <w:tcPr/>
-          <w:p>
-            <w:pPr>
-              <w:pStyle w:val="Compact"/>
-            </w:pPr>
-            <w:r>
-              <w:t xml:space="preserve">Beispiele</w:t>
+              <w:t xml:space="preserve">Eigenschaft</w:t>
+            </w:r>
+          </w:p>
+        </w:tc>
+        <w:tc>
+          <w:tcPr/>
+          <w:p>
+            <w:pPr>
+              <w:pStyle w:val="Compact"/>
+            </w:pPr>
+            <w:r>
+              <w:t xml:space="preserve">Inhalt</w:t>
             </w:r>
           </w:p>
         </w:tc>
@@ -1237,48 +866,18 @@
               <w:pStyle w:val="Compact"/>
             </w:pPr>
             <w:r>
-              <w:rPr>
-                <w:rStyle w:val="VerbatimChar"/>
-              </w:rPr>
-              <w:t xml:space="preserve">erwartung</w:t>
-            </w:r>
-          </w:p>
-        </w:tc>
-        <w:tc>
-          <w:tcPr/>
-          <w:p>
-            <w:pPr>
-              <w:pStyle w:val="Compact"/>
-            </w:pPr>
-            <w:r>
-              <w:rPr>
-                <w:rStyle w:val="VerbatimChar"/>
-              </w:rPr>
-              <w:t xml:space="preserve">warm</w:t>
-            </w:r>
-            <w:r>
-              <w:t xml:space="preserve">,</w:t>
-            </w:r>
-            <w:r>
-              <w:t xml:space="preserve"> </w:t>
-            </w:r>
-            <w:r>
-              <w:rPr>
-                <w:rStyle w:val="VerbatimChar"/>
-              </w:rPr>
-              <w:t xml:space="preserve">mittel</w:t>
-            </w:r>
-            <w:r>
-              <w:t xml:space="preserve">,</w:t>
-            </w:r>
-            <w:r>
-              <w:t xml:space="preserve"> </w:t>
-            </w:r>
-            <w:r>
-              <w:rPr>
-                <w:rStyle w:val="VerbatimChar"/>
-              </w:rPr>
-              <w:t xml:space="preserve">kuehl</w:t>
+              <w:t xml:space="preserve">Datenquelle</w:t>
+            </w:r>
+          </w:p>
+        </w:tc>
+        <w:tc>
+          <w:tcPr/>
+          <w:p>
+            <w:pPr>
+              <w:pStyle w:val="Compact"/>
+            </w:pPr>
+            <w:r>
+              <w:t xml:space="preserve">Landsat 8 und 9, vom DLR zeitlich aggregiert</w:t>
             </w:r>
           </w:p>
         </w:tc>
@@ -1291,21 +890,18 @@
               <w:pStyle w:val="Compact"/>
             </w:pPr>
             <w:r>
-              <w:rPr>
-                <w:rStyle w:val="VerbatimChar"/>
-              </w:rPr>
-              <w:t xml:space="preserve">oberflaeche</w:t>
-            </w:r>
-          </w:p>
-        </w:tc>
-        <w:tc>
-          <w:tcPr/>
-          <w:p>
-            <w:pPr>
-              <w:pStyle w:val="Compact"/>
-            </w:pPr>
-            <w:r>
-              <w:t xml:space="preserve">Dach, Straße, Parkplatz, Vegetation, Wasser, Mischfläche</w:t>
+              <w:t xml:space="preserve">Zeitraum</w:t>
+            </w:r>
+          </w:p>
+        </w:tc>
+        <w:tc>
+          <w:tcPr/>
+          <w:p>
+            <w:pPr>
+              <w:pStyle w:val="Compact"/>
+            </w:pPr>
+            <w:r>
+              <w:t xml:space="preserve">Juni bis August der Jahre 2021–2025</w:t>
             </w:r>
           </w:p>
         </w:tc>
@@ -1318,26 +914,541 @@
               <w:pStyle w:val="Compact"/>
             </w:pPr>
             <w:r>
-              <w:rPr>
-                <w:rStyle w:val="VerbatimChar"/>
-              </w:rPr>
-              <w:t xml:space="preserve">begruendung</w:t>
-            </w:r>
-          </w:p>
-        </w:tc>
-        <w:tc>
-          <w:tcPr/>
-          <w:p>
-            <w:pPr>
-              <w:pStyle w:val="Compact"/>
-            </w:pPr>
-            <w:r>
-              <w:t xml:space="preserve">Versiegelung, Schatten, Verdunstung, Feuchte, Material</w:t>
+              <w:t xml:space="preserve">Statistik</w:t>
+            </w:r>
+          </w:p>
+        </w:tc>
+        <w:tc>
+          <w:tcPr/>
+          <w:p>
+            <w:pPr>
+              <w:pStyle w:val="Compact"/>
+            </w:pPr>
+            <w:r>
+              <w:t xml:space="preserve">Mittelwert der gültigen wolkenfreien Beobachtungen je Rasterzelle</w:t>
+            </w:r>
+          </w:p>
+        </w:tc>
+      </w:tr>
+      <w:tr>
+        <w:tc>
+          <w:tcPr/>
+          <w:p>
+            <w:pPr>
+              <w:pStyle w:val="Compact"/>
+            </w:pPr>
+            <w:r>
+              <w:t xml:space="preserve">Einheit</w:t>
+            </w:r>
+          </w:p>
+        </w:tc>
+        <w:tc>
+          <w:tcPr/>
+          <w:p>
+            <w:pPr>
+              <w:pStyle w:val="Compact"/>
+            </w:pPr>
+            <w:r>
+              <w:t xml:space="preserve">Grad Celsius, bereits umgerechnet</w:t>
+            </w:r>
+          </w:p>
+        </w:tc>
+      </w:tr>
+      <w:tr>
+        <w:tc>
+          <w:tcPr/>
+          <w:p>
+            <w:pPr>
+              <w:pStyle w:val="Compact"/>
+            </w:pPr>
+            <w:r>
+              <w:t xml:space="preserve">Daten-KBS</w:t>
+            </w:r>
+          </w:p>
+        </w:tc>
+        <w:tc>
+          <w:tcPr/>
+          <w:p>
+            <w:pPr>
+              <w:pStyle w:val="Compact"/>
+            </w:pPr>
+            <w:r>
+              <w:t xml:space="preserve">EPSG:3035 – ETRS89 / LAEA Europe</w:t>
+            </w:r>
+          </w:p>
+        </w:tc>
+      </w:tr>
+      <w:tr>
+        <w:tc>
+          <w:tcPr/>
+          <w:p>
+            <w:pPr>
+              <w:pStyle w:val="Compact"/>
+            </w:pPr>
+            <w:r>
+              <w:t xml:space="preserve">Rasterweite</w:t>
+            </w:r>
+          </w:p>
+        </w:tc>
+        <w:tc>
+          <w:tcPr/>
+          <w:p>
+            <w:pPr>
+              <w:pStyle w:val="Compact"/>
+            </w:pPr>
+            <w:r>
+              <w:t xml:space="preserve">30 m; native thermische Sensorauflösung etwa 100 m</w:t>
             </w:r>
           </w:p>
         </w:tc>
       </w:tr>
     </w:tbl>
+    <w:p>
+      <w:pPr>
+        <w:pStyle w:val="BodyText"/>
+      </w:pPr>
+      <w:r>
+        <w:t xml:space="preserve">In QGIS:</w:t>
+      </w:r>
+    </w:p>
+    <w:p>
+      <w:pPr>
+        <w:pStyle w:val="Compact"/>
+        <w:numPr>
+          <w:ilvl w:val="0"/>
+          <w:numId w:val="1003"/>
+        </w:numPr>
+      </w:pPr>
+      <w:r>
+        <w:t xml:space="preserve">Die Datei über den obigen Link herunterladen und unter</w:t>
+      </w:r>
+      <w:r>
+        <w:t xml:space="preserve"> </w:t>
+      </w:r>
+      <w:r>
+        <w:rPr>
+          <w:rStyle w:val="VerbatimChar"/>
+        </w:rPr>
+        <w:t xml:space="preserve">daten/</w:t>
+      </w:r>
+      <w:r>
+        <w:t xml:space="preserve"> </w:t>
+      </w:r>
+      <w:r>
+        <w:t xml:space="preserve">speichern.</w:t>
+      </w:r>
+    </w:p>
+    <w:p>
+      <w:pPr>
+        <w:pStyle w:val="Compact"/>
+        <w:numPr>
+          <w:ilvl w:val="0"/>
+          <w:numId w:val="1003"/>
+        </w:numPr>
+      </w:pPr>
+      <w:r>
+        <w:t xml:space="preserve">Das GeoTIFF in QGIS ziehen. Den Untersuchungsraum anhand des bereits geladenen Luftbilds in Marburg einstellen.</w:t>
+      </w:r>
+    </w:p>
+    <w:p>
+      <w:pPr>
+        <w:pStyle w:val="Compact"/>
+        <w:numPr>
+          <w:ilvl w:val="0"/>
+          <w:numId w:val="1003"/>
+        </w:numPr>
+      </w:pPr>
+      <w:r>
+        <w:t xml:space="preserve">Das</w:t>
+      </w:r>
+      <w:r>
+        <w:t xml:space="preserve"> </w:t>
+      </w:r>
+      <w:r>
+        <w:rPr>
+          <w:b/>
+          <w:bCs/>
+        </w:rPr>
+        <w:t xml:space="preserve">Projekt-KBS vorübergehend auf EPSG:3035</w:t>
+      </w:r>
+      <w:r>
+        <w:t xml:space="preserve"> </w:t>
+      </w:r>
+      <w:r>
+        <w:t xml:space="preserve">stellen. Dadurch haben Kartenausschnitt und Temperaturdatei beim Zuschneiden dasselbe KBS; die Originaldateien werden dadurch nicht verändert.</w:t>
+      </w:r>
+    </w:p>
+    <w:p>
+      <w:pPr>
+        <w:pStyle w:val="Compact"/>
+        <w:numPr>
+          <w:ilvl w:val="0"/>
+          <w:numId w:val="1003"/>
+        </w:numPr>
+      </w:pPr>
+      <w:r>
+        <w:t xml:space="preserve">In der</w:t>
+      </w:r>
+      <w:r>
+        <w:t xml:space="preserve"> </w:t>
+      </w:r>
+      <w:r>
+        <w:rPr>
+          <w:b/>
+          <w:bCs/>
+        </w:rPr>
+        <w:t xml:space="preserve">Verarbeitungswerkzeugkiste → GDAL → Rasterextraktion → Raster auf Ausdehnung zuschneiden</w:t>
+      </w:r>
+      <w:r>
+        <w:t xml:space="preserve"> </w:t>
+      </w:r>
+      <w:r>
+        <w:t xml:space="preserve">öffnen. Alternativ das Werkzeug über die Suche nach</w:t>
+      </w:r>
+      <w:r>
+        <w:t xml:space="preserve"> </w:t>
+      </w:r>
+      <w:r>
+        <w:rPr>
+          <w:rStyle w:val="VerbatimChar"/>
+        </w:rPr>
+        <w:t xml:space="preserve">Ausdehnung zuschneiden</w:t>
+      </w:r>
+      <w:r>
+        <w:t xml:space="preserve"> </w:t>
+      </w:r>
+      <w:r>
+        <w:t xml:space="preserve">finden.</w:t>
+      </w:r>
+    </w:p>
+    <w:p>
+      <w:pPr>
+        <w:pStyle w:val="Compact"/>
+        <w:numPr>
+          <w:ilvl w:val="0"/>
+          <w:numId w:val="1003"/>
+        </w:numPr>
+      </w:pPr>
+      <w:r>
+        <w:t xml:space="preserve">Eingabelayer:</w:t>
+      </w:r>
+      <w:r>
+        <w:t xml:space="preserve"> </w:t>
+      </w:r>
+      <w:r>
+        <w:rPr>
+          <w:rStyle w:val="VerbatimChar"/>
+        </w:rPr>
+        <w:t xml:space="preserve">Germany_LST_summer_2021-2025_mean</w:t>
+      </w:r>
+      <w:r>
+        <w:t xml:space="preserve">. Für die Ausdehnung</w:t>
+      </w:r>
+      <w:r>
+        <w:t xml:space="preserve"> </w:t>
+      </w:r>
+      <w:r>
+        <w:rPr>
+          <w:b/>
+          <w:bCs/>
+        </w:rPr>
+        <w:t xml:space="preserve">aktuellen Kartenausschnitt verwenden</w:t>
+      </w:r>
+      <w:r>
+        <w:t xml:space="preserve"> </w:t>
+      </w:r>
+      <w:r>
+        <w:t xml:space="preserve">oder das gewünschte Rechteck in der Karte aufziehen.</w:t>
+      </w:r>
+    </w:p>
+    <w:p>
+      <w:pPr>
+        <w:pStyle w:val="Compact"/>
+        <w:numPr>
+          <w:ilvl w:val="0"/>
+          <w:numId w:val="1003"/>
+        </w:numPr>
+      </w:pPr>
+      <w:r>
+        <w:t xml:space="preserve">Ausgabe:</w:t>
+      </w:r>
+      <w:r>
+        <w:t xml:space="preserve"> </w:t>
+      </w:r>
+      <w:r>
+        <w:rPr>
+          <w:rStyle w:val="VerbatimChar"/>
+        </w:rPr>
+        <w:t xml:space="preserve">daten/marburg_lst_sommermittel_2021-2025.tif</w:t>
+      </w:r>
+      <w:r>
+        <w:t xml:space="preserve">. Die ursprüngliche Rasterweite beibehalten.</w:t>
+      </w:r>
+    </w:p>
+    <w:p>
+      <w:pPr>
+        <w:pStyle w:val="Compact"/>
+        <w:numPr>
+          <w:ilvl w:val="0"/>
+          <w:numId w:val="1003"/>
+        </w:numPr>
+      </w:pPr>
+      <w:r>
+        <w:t xml:space="preserve">Den lokalen Marburg-Ausschnitt laden und den deutschlandweiten Layer ausblenden. Das Projekt-KBS kann danach wieder auf</w:t>
+      </w:r>
+      <w:r>
+        <w:t xml:space="preserve"> </w:t>
+      </w:r>
+      <w:r>
+        <w:rPr>
+          <w:b/>
+          <w:bCs/>
+        </w:rPr>
+        <w:t xml:space="preserve">EPSG:25832</w:t>
+      </w:r>
+      <w:r>
+        <w:t xml:space="preserve"> </w:t>
+      </w:r>
+      <w:r>
+        <w:t xml:space="preserve">gestellt werden; QGIS stellt die Layer gemeinsam dar.</w:t>
+      </w:r>
+    </w:p>
+    <w:p>
+      <w:pPr>
+        <w:pStyle w:val="FirstParagraph"/>
+      </w:pPr>
+      <w:r>
+        <w:rPr>
+          <w:b/>
+          <w:bCs/>
+        </w:rPr>
+        <w:t xml:space="preserve">Produktbeschreibung:</w:t>
+      </w:r>
+      <w:r>
+        <w:t xml:space="preserve"> </w:t>
+      </w:r>
+      <w:hyperlink r:id="rId32">
+        <w:r>
+          <w:rPr>
+            <w:rStyle w:val="Hyperlink"/>
+          </w:rPr>
+          <w:t xml:space="preserve">DLR-Datensatzseite</w:t>
+        </w:r>
+      </w:hyperlink>
+      <w:r>
+        <w:t xml:space="preserve"> </w:t>
+      </w:r>
+      <w:r>
+        <w:t xml:space="preserve">·</w:t>
+      </w:r>
+      <w:r>
+        <w:t xml:space="preserve"> </w:t>
+      </w:r>
+      <w:hyperlink r:id="rId33">
+        <w:r>
+          <w:rPr>
+            <w:rStyle w:val="Hyperlink"/>
+          </w:rPr>
+          <w:t xml:space="preserve">README mit Einheit und KBS</w:t>
+        </w:r>
+      </w:hyperlink>
+      <w:r>
+        <w:t xml:space="preserve"> </w:t>
+      </w:r>
+      <w:r>
+        <w:t xml:space="preserve">·</w:t>
+      </w:r>
+      <w:r>
+        <w:t xml:space="preserve"> </w:t>
+      </w:r>
+      <w:hyperlink r:id="rId34">
+        <w:r>
+          <w:rPr>
+            <w:rStyle w:val="Hyperlink"/>
+          </w:rPr>
+          <w:t xml:space="preserve">Downloadverzeichnis</w:t>
+        </w:r>
+      </w:hyperlink>
+      <w:r>
+        <w:t xml:space="preserve">.</w:t>
+      </w:r>
+    </w:p>
+    <w:p>
+      <w:pPr>
+        <w:pStyle w:val="BodyText"/>
+      </w:pPr>
+      <w:r>
+        <w:t xml:space="preserve">Quellenangabe:</w:t>
+      </w:r>
+      <w:r>
+        <w:t xml:space="preserve"> </w:t>
+      </w:r>
+      <w:r>
+        <w:rPr>
+          <w:b/>
+          <w:bCs/>
+        </w:rPr>
+        <w:t xml:space="preserve">DLR/EOC, Land Surface Temperature – Aggregates – Germany, Summer 2021–2025</w:t>
+      </w:r>
+      <w:r>
+        <w:t xml:space="preserve">, DOI:</w:t>
+      </w:r>
+      <w:r>
+        <w:t xml:space="preserve"> </w:t>
+      </w:r>
+      <w:hyperlink r:id="rId35">
+        <w:r>
+          <w:rPr>
+            <w:rStyle w:val="Hyperlink"/>
+          </w:rPr>
+          <w:t xml:space="preserve">10.15489/g3x9qw3nyj45</w:t>
+        </w:r>
+      </w:hyperlink>
+      <w:r>
+        <w:t xml:space="preserve">, Lizenz CC BY 4.0. Eigene Bearbeitung: Ausschnitt Marburg.</w:t>
+      </w:r>
+    </w:p>
+    <w:bookmarkEnd w:id="36"/>
+    <w:bookmarkStart w:id="37" w:name="wärmebild-in-qgis-darstellen"/>
+    <w:p>
+      <w:pPr>
+        <w:pStyle w:val="Heading1"/>
+      </w:pPr>
+      <w:r>
+        <w:t xml:space="preserve">3. Wärmebild in QGIS darstellen</w:t>
+      </w:r>
+    </w:p>
+    <w:p>
+      <w:pPr>
+        <w:pStyle w:val="Compact"/>
+        <w:numPr>
+          <w:ilvl w:val="0"/>
+          <w:numId w:val="1004"/>
+        </w:numPr>
+      </w:pPr>
+      <w:r>
+        <w:t xml:space="preserve">Beim Marburger Temperaturlayer</w:t>
+      </w:r>
+      <w:r>
+        <w:t xml:space="preserve"> </w:t>
+      </w:r>
+      <w:r>
+        <w:rPr>
+          <w:b/>
+          <w:bCs/>
+        </w:rPr>
+        <w:t xml:space="preserve">Eigenschaften → Symbolisierung → Einkanal-Pseudofarbe</w:t>
+      </w:r>
+      <w:r>
+        <w:t xml:space="preserve"> </w:t>
+      </w:r>
+      <w:r>
+        <w:t xml:space="preserve">öffnen und Band 1 auswählen.</w:t>
+      </w:r>
+    </w:p>
+    <w:p>
+      <w:pPr>
+        <w:pStyle w:val="Compact"/>
+        <w:numPr>
+          <w:ilvl w:val="0"/>
+          <w:numId w:val="1004"/>
+        </w:numPr>
+      </w:pPr>
+      <w:r>
+        <w:t xml:space="preserve">Die tatsächlichen Min-/Max-Werte des lokalen Rasters laden. Einen Farbverlauf von kühl nach warm und zunächst fünf gleich breite Temperaturklassen verwenden.</w:t>
+      </w:r>
+    </w:p>
+    <w:p>
+      <w:pPr>
+        <w:pStyle w:val="Compact"/>
+        <w:numPr>
+          <w:ilvl w:val="0"/>
+          <w:numId w:val="1004"/>
+        </w:numPr>
+      </w:pPr>
+      <w:r>
+        <w:t xml:space="preserve">Layername:</w:t>
+      </w:r>
+      <w:r>
+        <w:t xml:space="preserve"> </w:t>
+      </w:r>
+      <w:r>
+        <w:rPr>
+          <w:b/>
+          <w:bCs/>
+        </w:rPr>
+        <w:t xml:space="preserve">LST-Sommermittel 2021–2025 (°C)</w:t>
+      </w:r>
+      <w:r>
+        <w:t xml:space="preserve">. NoData transparent lassen.</w:t>
+      </w:r>
+    </w:p>
+    <w:p>
+      <w:pPr>
+        <w:pStyle w:val="Compact"/>
+        <w:numPr>
+          <w:ilvl w:val="0"/>
+          <w:numId w:val="1004"/>
+        </w:numPr>
+      </w:pPr>
+      <w:r>
+        <w:t xml:space="preserve">Den Wärmebildlayer über dem Luftbild anordnen. Für das Erkennen der Temperaturmuster zunächst 100 % Deckkraft verwenden; zum räumlichen Zuordnen zeitweise ausblenden oder die Deckkraft reduzieren.</w:t>
+      </w:r>
+    </w:p>
+    <w:p>
+      <w:pPr>
+        <w:pStyle w:val="FirstParagraph"/>
+      </w:pPr>
+      <w:r>
+        <w:rPr>
+          <w:b/>
+          <w:bCs/>
+        </w:rPr>
+        <w:t xml:space="preserve">Keine Temperaturumrechnung:</w:t>
+      </w:r>
+      <w:r>
+        <w:t xml:space="preserve"> </w:t>
+      </w:r>
+      <w:r>
+        <w:t xml:space="preserve">Das DLR-GeoTIFF enthält bereits Grad Celsius. Der Landsat-Skalierungsfaktor darf hier nicht erneut angewendet werden.</w:t>
+      </w:r>
+    </w:p>
+    <w:p>
+      <w:pPr>
+        <w:pStyle w:val="BodyText"/>
+      </w:pPr>
+      <w:r>
+        <w:rPr>
+          <w:b/>
+          <w:bCs/>
+        </w:rPr>
+        <w:t xml:space="preserve">Interpretation:</w:t>
+      </w:r>
+      <w:r>
+        <w:t xml:space="preserve"> </w:t>
+      </w:r>
+      <w:r>
+        <w:t xml:space="preserve">Die Karte zeigt den Mittelwert verfügbarer wolkenfreier Satellitenbeobachtungen in den Sommern 2021–2025. Sie ist weder ein Tagesmaximum noch ein Mittel über sämtliche Tages- und Nachtstunden. Das 30-m-Raster erzeugt gegenüber der nativen Thermalauflösung keine zusätzlichen thermischen Details.</w:t>
+      </w:r>
+    </w:p>
+    <w:bookmarkEnd w:id="37"/>
+    <w:bookmarkStart w:id="38" w:name="erwartung-im-luftbild-einzeichnen"/>
+    <w:p>
+      <w:pPr>
+        <w:pStyle w:val="Heading1"/>
+      </w:pPr>
+      <w:r>
+        <w:t xml:space="preserve">4. Erwartung im Luftbild einzeichnen</w:t>
+      </w:r>
+    </w:p>
+    <w:p>
+      <w:pPr>
+        <w:pStyle w:val="FirstParagraph"/>
+      </w:pPr>
+      <w:r>
+        <w:t xml:space="preserve">Die Erwartung wird zuerst ohne sichtbare Temperaturkarte erstellt.</w:t>
+      </w:r>
+    </w:p>
     <w:p>
       <w:pPr>
         <w:pStyle w:val="Compact"/>
@@ -1347,7 +1458,7 @@
         </w:numPr>
       </w:pPr>
       <w:r>
-        <w:t xml:space="preserve">Bearbeitungsmodus einschalten und etwa fünf größere Vergleichsflächen digitalisieren. Grenzen nur so genau ziehen, wie Luftbild und spätere Thermalauflösung es sinnvoll erlauben.</w:t>
+        <w:t xml:space="preserve">Wärmebild vorübergehend ausblenden.</w:t>
       </w:r>
     </w:p>
     <w:p>
@@ -1359,11 +1470,257 @@
         </w:numPr>
       </w:pPr>
       <w:r>
+        <w:rPr>
+          <w:b/>
+          <w:bCs/>
+        </w:rPr>
+        <w:t xml:space="preserve">Layer → Layer erstellen → Neuer GeoPackage-Layer…</w:t>
+      </w:r>
+      <w:r>
+        <w:t xml:space="preserve"> </w:t>
+      </w:r>
+      <w:r>
+        <w:t xml:space="preserve">öffnen.</w:t>
+      </w:r>
+    </w:p>
+    <w:p>
+      <w:pPr>
+        <w:pStyle w:val="Compact"/>
+        <w:numPr>
+          <w:ilvl w:val="0"/>
+          <w:numId w:val="1005"/>
+        </w:numPr>
+      </w:pPr>
+      <w:r>
+        <w:t xml:space="preserve">Datei</w:t>
+      </w:r>
+      <w:r>
+        <w:t xml:space="preserve"> </w:t>
+      </w:r>
+      <w:r>
+        <w:rPr>
+          <w:rStyle w:val="VerbatimChar"/>
+        </w:rPr>
+        <w:t xml:space="preserve">erwartungen.gpkg</w:t>
+      </w:r>
+      <w:r>
+        <w:t xml:space="preserve">, Geometrietyp</w:t>
+      </w:r>
+      <w:r>
+        <w:t xml:space="preserve"> </w:t>
+      </w:r>
+      <w:r>
+        <w:rPr>
+          <w:b/>
+          <w:bCs/>
+        </w:rPr>
+        <w:t xml:space="preserve">Polygon</w:t>
+      </w:r>
+      <w:r>
+        <w:t xml:space="preserve">, Projekt-KBS</w:t>
+      </w:r>
+      <w:r>
+        <w:t xml:space="preserve"> </w:t>
+      </w:r>
+      <w:r>
+        <w:rPr>
+          <w:b/>
+          <w:bCs/>
+        </w:rPr>
+        <w:t xml:space="preserve">EPSG:25832</w:t>
+      </w:r>
+      <w:r>
+        <w:t xml:space="preserve"> </w:t>
+      </w:r>
+      <w:r>
+        <w:t xml:space="preserve">wählen.</w:t>
+      </w:r>
+    </w:p>
+    <w:p>
+      <w:pPr>
+        <w:pStyle w:val="Compact"/>
+        <w:numPr>
+          <w:ilvl w:val="0"/>
+          <w:numId w:val="1005"/>
+        </w:numPr>
+      </w:pPr>
+      <w:r>
+        <w:t xml:space="preserve">Drei Textfelder anlegen:</w:t>
+      </w:r>
+    </w:p>
+    <w:tbl>
+      <w:tblPr>
+        <w:tblStyle w:val="Table"/>
+        <w:tblW w:type="pct" w:w="5000"/>
+        <w:tblLayout w:type="fixed"/>
+        <w:tblLook w:firstRow="1" w:lastRow="0" w:firstColumn="0" w:lastColumn="0" w:noHBand="0" w:noVBand="0" w:val="0020"/>
+      </w:tblPr>
+      <w:tblGrid>
+        <w:gridCol w:w="3960"/>
+        <w:gridCol w:w="3960"/>
+      </w:tblGrid>
+      <w:tr>
+        <w:trPr>
+          <w:tblHeader w:val="on"/>
+        </w:trPr>
+        <w:tc>
+          <w:tcPr/>
+          <w:p>
+            <w:pPr>
+              <w:pStyle w:val="Compact"/>
+            </w:pPr>
+            <w:r>
+              <w:t xml:space="preserve">Feldname</w:t>
+            </w:r>
+          </w:p>
+        </w:tc>
+        <w:tc>
+          <w:tcPr/>
+          <w:p>
+            <w:pPr>
+              <w:pStyle w:val="Compact"/>
+            </w:pPr>
+            <w:r>
+              <w:t xml:space="preserve">Beispiele</w:t>
+            </w:r>
+          </w:p>
+        </w:tc>
+      </w:tr>
+      <w:tr>
+        <w:tc>
+          <w:tcPr/>
+          <w:p>
+            <w:pPr>
+              <w:pStyle w:val="Compact"/>
+            </w:pPr>
+            <w:r>
+              <w:rPr>
+                <w:rStyle w:val="VerbatimChar"/>
+              </w:rPr>
+              <w:t xml:space="preserve">erwartung</w:t>
+            </w:r>
+          </w:p>
+        </w:tc>
+        <w:tc>
+          <w:tcPr/>
+          <w:p>
+            <w:pPr>
+              <w:pStyle w:val="Compact"/>
+            </w:pPr>
+            <w:r>
+              <w:rPr>
+                <w:rStyle w:val="VerbatimChar"/>
+              </w:rPr>
+              <w:t xml:space="preserve">warm</w:t>
+            </w:r>
+            <w:r>
+              <w:t xml:space="preserve">,</w:t>
+            </w:r>
+            <w:r>
+              <w:t xml:space="preserve"> </w:t>
+            </w:r>
+            <w:r>
+              <w:rPr>
+                <w:rStyle w:val="VerbatimChar"/>
+              </w:rPr>
+              <w:t xml:space="preserve">mittel</w:t>
+            </w:r>
+            <w:r>
+              <w:t xml:space="preserve">,</w:t>
+            </w:r>
+            <w:r>
+              <w:t xml:space="preserve"> </w:t>
+            </w:r>
+            <w:r>
+              <w:rPr>
+                <w:rStyle w:val="VerbatimChar"/>
+              </w:rPr>
+              <w:t xml:space="preserve">kuehl</w:t>
+            </w:r>
+          </w:p>
+        </w:tc>
+      </w:tr>
+      <w:tr>
+        <w:tc>
+          <w:tcPr/>
+          <w:p>
+            <w:pPr>
+              <w:pStyle w:val="Compact"/>
+            </w:pPr>
+            <w:r>
+              <w:rPr>
+                <w:rStyle w:val="VerbatimChar"/>
+              </w:rPr>
+              <w:t xml:space="preserve">oberflaeche</w:t>
+            </w:r>
+          </w:p>
+        </w:tc>
+        <w:tc>
+          <w:tcPr/>
+          <w:p>
+            <w:pPr>
+              <w:pStyle w:val="Compact"/>
+            </w:pPr>
+            <w:r>
+              <w:t xml:space="preserve">Dach, Straße, Parkplatz, Vegetation, Wasser, Mischfläche</w:t>
+            </w:r>
+          </w:p>
+        </w:tc>
+      </w:tr>
+      <w:tr>
+        <w:tc>
+          <w:tcPr/>
+          <w:p>
+            <w:pPr>
+              <w:pStyle w:val="Compact"/>
+            </w:pPr>
+            <w:r>
+              <w:rPr>
+                <w:rStyle w:val="VerbatimChar"/>
+              </w:rPr>
+              <w:t xml:space="preserve">begruendung</w:t>
+            </w:r>
+          </w:p>
+        </w:tc>
+        <w:tc>
+          <w:tcPr/>
+          <w:p>
+            <w:pPr>
+              <w:pStyle w:val="Compact"/>
+            </w:pPr>
+            <w:r>
+              <w:t xml:space="preserve">Versiegelung, Schatten, Verdunstung, Feuchte, Material</w:t>
+            </w:r>
+          </w:p>
+        </w:tc>
+      </w:tr>
+    </w:tbl>
+    <w:p>
+      <w:pPr>
+        <w:pStyle w:val="Compact"/>
+        <w:numPr>
+          <w:ilvl w:val="0"/>
+          <w:numId w:val="1006"/>
+        </w:numPr>
+      </w:pPr>
+      <w:r>
+        <w:t xml:space="preserve">Bearbeitungsmodus einschalten und etwa fünf größere Vergleichsflächen digitalisieren. Grenzen nur so genau ziehen, wie Luftbild und spätere Thermalauflösung es sinnvoll erlauben.</w:t>
+      </w:r>
+    </w:p>
+    <w:p>
+      <w:pPr>
+        <w:pStyle w:val="Compact"/>
+        <w:numPr>
+          <w:ilvl w:val="0"/>
+          <w:numId w:val="1006"/>
+        </w:numPr>
+      </w:pPr>
+      <w:r>
         <w:t xml:space="preserve">Änderungen speichern und Bearbeitungsmodus beenden.</w:t>
       </w:r>
     </w:p>
-    <w:bookmarkEnd w:id="33"/>
-    <w:bookmarkStart w:id="34" w:name="Xf986d3b6207dc9b711e669b16c737150d9cde90"/>
+    <w:bookmarkEnd w:id="38"/>
+    <w:bookmarkStart w:id="39" w:name="Xf986d3b6207dc9b711e669b16c737150d9cde90"/>
     <w:p>
       <w:pPr>
         <w:pStyle w:val="Heading1"/>
@@ -1520,11 +1877,11 @@
         <w:pStyle w:val="BodyText"/>
       </w:pPr>
       <w:r>
-        <w:t xml:space="preserve">LST bezeichnet die Temperatur der Landoberfläche. Sie ist keine Messung der Lufttemperatur in zwei Metern Höhe. Das Hot-q90-Komposit beschreibt eine obere Temperaturtendenz der ausgewählten Szenen. Es zeigt weder gleichzeitige Temperaturen an einem bestimmten Tag noch das zeitliche Maximum jeder Zelle.</w:t>
-      </w:r>
-    </w:p>
-    <w:bookmarkEnd w:id="34"/>
-    <w:bookmarkStart w:id="35" w:name="bezug-zum-skriptworkflow"/>
+        <w:t xml:space="preserve">LST bezeichnet die Temperatur der Landoberfläche. Sie ist keine Messung der Lufttemperatur in zwei Metern Höhe. Das DLR-Sommermittel zeigt wiederkehrende räumliche Temperaturunterschiede in den verfügbaren wolkenfreien Sommerbeobachtungen. Es zeigt weder gleichzeitige Temperaturen an einem bestimmten Tag noch Temperaturspitzen. Luftbild und Temperaturzeitraum können außerdem unterschiedliche Bebauungszustände abbilden.</w:t>
+      </w:r>
+    </w:p>
+    <w:bookmarkEnd w:id="39"/>
+    <w:bookmarkStart w:id="40" w:name="bezug-zum-skriptworkflow"/>
     <w:p>
       <w:pPr>
         <w:pStyle w:val="Heading1"/>
@@ -1555,18 +1912,18 @@
               <w:pStyle w:val="Compact"/>
             </w:pPr>
             <w:r>
-              <w:t xml:space="preserve">Im Materialworkflow vorbereitet</w:t>
-            </w:r>
-          </w:p>
-        </w:tc>
-        <w:tc>
-          <w:tcPr/>
-          <w:p>
-            <w:pPr>
-              <w:pStyle w:val="Compact"/>
-            </w:pPr>
-            <w:r>
-              <w:t xml:space="preserve">Im manuellen QGIS-Weg</w:t>
+              <w:t xml:space="preserve">Skriptworkflow im Quellrepository</w:t>
+            </w:r>
+          </w:p>
+        </w:tc>
+        <w:tc>
+          <w:tcPr/>
+          <w:p>
+            <w:pPr>
+              <w:pStyle w:val="Compact"/>
+            </w:pPr>
+            <w:r>
+              <w:t xml:space="preserve">Minimaler manueller QGIS-Weg</w:t>
             </w:r>
           </w:p>
         </w:tc>
@@ -1579,18 +1936,18 @@
               <w:pStyle w:val="Compact"/>
             </w:pPr>
             <w:r>
-              <w:t xml:space="preserve">Landsat-Szenen laden, nach QA maskieren und in °C umrechnen</w:t>
-            </w:r>
-          </w:p>
-        </w:tc>
-        <w:tc>
-          <w:tcPr/>
-          <w:p>
-            <w:pPr>
-              <w:pStyle w:val="Compact"/>
-            </w:pPr>
-            <w:r>
-              <w:t xml:space="preserve">fertiges Temperatur-GeoTIFF laden</w:t>
+              <w:t xml:space="preserve">Landsat-Szenen laden, maskieren und in °C umrechnen</w:t>
+            </w:r>
+          </w:p>
+        </w:tc>
+        <w:tc>
+          <w:tcPr/>
+          <w:p>
+            <w:pPr>
+              <w:pStyle w:val="Compact"/>
+            </w:pPr>
+            <w:r>
+              <w:t xml:space="preserve">bereits aufbereitetes DLR-LST-GeoTIFF direkt herunterladen</w:t>
             </w:r>
           </w:p>
         </w:tc>
@@ -1614,7 +1971,7 @@
               <w:pStyle w:val="Compact"/>
             </w:pPr>
             <w:r>
-              <w:t xml:space="preserve">vorhandenes Hot-q90-Produkt darstellen</w:t>
+              <w:t xml:space="preserve">das frei verfügbare Sommermittel 2021–2025 verwenden</w:t>
             </w:r>
           </w:p>
         </w:tc>
@@ -1627,18 +1984,18 @@
               <w:pStyle w:val="Compact"/>
             </w:pPr>
             <w:r>
-              <w:t xml:space="preserve">CIR-Oberflächenmaske klassifizieren</w:t>
-            </w:r>
-          </w:p>
-        </w:tc>
-        <w:tc>
-          <w:tcPr/>
-          <w:p>
-            <w:pPr>
-              <w:pStyle w:val="Compact"/>
-            </w:pPr>
-            <w:r>
-              <w:t xml:space="preserve">Oberflächen im RGB-Luftbild selbst interpretieren</w:t>
+              <w:t xml:space="preserve">Untersuchungsgebiet zuschneiden</w:t>
+            </w:r>
+          </w:p>
+        </w:tc>
+        <w:tc>
+          <w:tcPr/>
+          <w:p>
+            <w:pPr>
+              <w:pStyle w:val="Compact"/>
+            </w:pPr>
+            <w:r>
+              <w:t xml:space="preserve">Deutschlandraster in QGIS auf Marburg zuschneiden</w:t>
             </w:r>
           </w:p>
         </w:tc>
@@ -1651,6 +2008,30 @@
               <w:pStyle w:val="Compact"/>
             </w:pPr>
             <w:r>
+              <w:t xml:space="preserve">CIR-Oberflächenmaske klassifizieren</w:t>
+            </w:r>
+          </w:p>
+        </w:tc>
+        <w:tc>
+          <w:tcPr/>
+          <w:p>
+            <w:pPr>
+              <w:pStyle w:val="Compact"/>
+            </w:pPr>
+            <w:r>
+              <w:t xml:space="preserve">Oberflächen im RGB-Luftbild selbst interpretieren</w:t>
+            </w:r>
+          </w:p>
+        </w:tc>
+      </w:tr>
+      <w:tr>
+        <w:tc>
+          <w:tcPr/>
+          <w:p>
+            <w:pPr>
+              <w:pStyle w:val="Compact"/>
+            </w:pPr>
+            <w:r>
               <w:t xml:space="preserve">Projekt und Printlayouts automatisch erzeugen</w:t>
             </w:r>
           </w:p>
@@ -1673,7 +2054,7 @@
         <w:pStyle w:val="BodyText"/>
       </w:pPr>
       <w:r>
-        <w:t xml:space="preserve">Damit bleibt die thermische Datengrundlage des automatisierten Workflows erhalten. Manuell nachgebildet werden die</w:t>
+        <w:t xml:space="preserve">Manuell nachgebildet werden die</w:t>
       </w:r>
       <w:r>
         <w:t xml:space="preserve"> </w:t>
@@ -1683,33 +2064,10 @@
           <w:b/>
           <w:bCs/>
         </w:rPr>
-        <w:t xml:space="preserve">räumliche Interpretation, die Erwartung und ihr Abgleich mit dem fertigen Wärmebild</w:t>
-      </w:r>
-      <w:r>
-        <w:t xml:space="preserve">.</w:t>
-      </w:r>
-    </w:p>
-    <w:p>
-      <w:pPr>
-        <w:pStyle w:val="BodyText"/>
-      </w:pPr>
-      <w:r>
-        <w:t xml:space="preserve">Die verlinkten Skripte verwenden die STAC-Collection</w:t>
-      </w:r>
-      <w:r>
-        <w:t xml:space="preserve"> </w:t>
-      </w:r>
-      <w:r>
-        <w:rPr>
-          <w:rStyle w:val="VerbatimChar"/>
-        </w:rPr>
-        <w:t xml:space="preserve">landsat-c2-l2</w:t>
-      </w:r>
-      <w:r>
-        <w:t xml:space="preserve"> </w:t>
-      </w:r>
-      <w:r>
-        <w:t xml:space="preserve">mit Einzelaufnahmen.</w:t>
+        <w:t xml:space="preserve">räumliche Interpretation, die Erwartung und ihr Abgleich mit einem Landsat-basierten Wärmebild</w:t>
+      </w:r>
+      <w:r>
+        <w:t xml:space="preserve">. Die thermische Statistik unterscheidet sich: Das Skript erzeugt Hot-q90 aus ausgewählten heißen Szenen; das hier direkt herunterladbare DLR-Produkt enthält das Sommermittel der gültigen Beobachtungen. Deshalb werden Ergebnis und Legende ausdrücklich als</w:t>
       </w:r>
       <w:r>
         <w:t xml:space="preserve"> </w:t>
@@ -1719,47 +2077,17 @@
           <w:b/>
           <w:bCs/>
         </w:rPr>
-        <w:t xml:space="preserve">Median, q10 und q90 werden dort lokal berechnet; ein fertig bezogenes q95-Zeitreihenprodukt ist in diesem Skript nicht enthalten.</w:t>
-      </w:r>
-      <w:r>
-        <w:t xml:space="preserve"> </w:t>
-      </w:r>
-      <w:r>
-        <w:t xml:space="preserve">Maßgeblich sind die Funktionen</w:t>
-      </w:r>
-      <w:r>
-        <w:t xml:space="preserve"> </w:t>
-      </w:r>
-      <w:r>
-        <w:rPr>
-          <w:rStyle w:val="VerbatimChar"/>
-        </w:rPr>
-        <w:t xml:space="preserve">build_extreme_products()</w:t>
-      </w:r>
-      <w:r>
-        <w:t xml:space="preserve"> </w:t>
-      </w:r>
-      <w:r>
-        <w:t xml:space="preserve">und</w:t>
-      </w:r>
-      <w:r>
-        <w:t xml:space="preserve"> </w:t>
-      </w:r>
-      <w:r>
-        <w:rPr>
-          <w:rStyle w:val="VerbatimChar"/>
-        </w:rPr>
-        <w:t xml:space="preserve">terra::app()</w:t>
-      </w:r>
-      <w:r>
-        <w:t xml:space="preserve"> </w:t>
-      </w:r>
-      <w:r>
-        <w:t xml:space="preserve">im Hauptskript. Ein anderes fertiges Quantilprodukt kann ebenfalls verwendet werden, muss aber mit seinem tatsächlichen Quantil, Zeitraum, seiner Szenenauswahl und Einheit gekennzeichnet werden.</w:t>
-      </w:r>
-    </w:p>
-    <w:bookmarkEnd w:id="35"/>
-    <w:bookmarkStart w:id="39" w:name="quellen-und-weitere-informationen"/>
+        <w:t xml:space="preserve">Sommermittel</w:t>
+      </w:r>
+      <w:r>
+        <w:t xml:space="preserve"> </w:t>
+      </w:r>
+      <w:r>
+        <w:t xml:space="preserve">bezeichnet.</w:t>
+      </w:r>
+    </w:p>
+    <w:bookmarkEnd w:id="40"/>
+    <w:bookmarkStart w:id="43" w:name="quellen-und-weitere-informationen"/>
     <w:p>
       <w:pPr>
         <w:pStyle w:val="Heading1"/>
@@ -1773,7 +2101,7 @@
         <w:pStyle w:val="Compact"/>
         <w:numPr>
           <w:ilvl w:val="0"/>
-          <w:numId w:val="1006"/>
+          <w:numId w:val="1007"/>
         </w:numPr>
       </w:pPr>
       <w:hyperlink r:id="rId21">
@@ -1790,10 +2118,10 @@
         <w:pStyle w:val="Compact"/>
         <w:numPr>
           <w:ilvl w:val="0"/>
-          <w:numId w:val="1006"/>
+          <w:numId w:val="1007"/>
         </w:numPr>
       </w:pPr>
-      <w:hyperlink r:id="rId36">
+      <w:hyperlink r:id="rId41">
         <w:r>
           <w:rPr>
             <w:rStyle w:val="Hyperlink"/>
@@ -1807,10 +2135,10 @@
         <w:pStyle w:val="Compact"/>
         <w:numPr>
           <w:ilvl w:val="0"/>
-          <w:numId w:val="1006"/>
+          <w:numId w:val="1007"/>
         </w:numPr>
       </w:pPr>
-      <w:hyperlink r:id="rId37">
+      <w:hyperlink r:id="rId42">
         <w:r>
           <w:rPr>
             <w:rStyle w:val="Hyperlink"/>
@@ -1824,10 +2152,10 @@
         <w:pStyle w:val="Compact"/>
         <w:numPr>
           <w:ilvl w:val="0"/>
-          <w:numId w:val="1006"/>
+          <w:numId w:val="1007"/>
         </w:numPr>
       </w:pPr>
-      <w:hyperlink r:id="rId29">
+      <w:hyperlink r:id="rId30">
         <w:r>
           <w:rPr>
             <w:rStyle w:val="Hyperlink"/>
@@ -1841,19 +2169,53 @@
         <w:pStyle w:val="Compact"/>
         <w:numPr>
           <w:ilvl w:val="0"/>
-          <w:numId w:val="1006"/>
+          <w:numId w:val="1007"/>
         </w:numPr>
       </w:pPr>
-      <w:hyperlink r:id="rId38">
+      <w:hyperlink r:id="rId32">
         <w:r>
           <w:rPr>
             <w:rStyle w:val="Hyperlink"/>
           </w:rPr>
-          <w:t xml:space="preserve">USGS: Landsat Collection 2 Surface Temperature</w:t>
+          <w:t xml:space="preserve">DLR: LST-Sommermittel für Deutschland 2021–2025</w:t>
         </w:r>
       </w:hyperlink>
     </w:p>
-    <w:bookmarkEnd w:id="39"/>
+    <w:p>
+      <w:pPr>
+        <w:pStyle w:val="Compact"/>
+        <w:numPr>
+          <w:ilvl w:val="0"/>
+          <w:numId w:val="1007"/>
+        </w:numPr>
+      </w:pPr>
+      <w:hyperlink r:id="rId25">
+        <w:r>
+          <w:rPr>
+            <w:rStyle w:val="Hyperlink"/>
+          </w:rPr>
+          <w:t xml:space="preserve">DLR: GeoTIFF direkt herunterladen</w:t>
+        </w:r>
+      </w:hyperlink>
+    </w:p>
+    <w:p>
+      <w:pPr>
+        <w:pStyle w:val="Compact"/>
+        <w:numPr>
+          <w:ilvl w:val="0"/>
+          <w:numId w:val="1007"/>
+        </w:numPr>
+      </w:pPr>
+      <w:hyperlink r:id="rId33">
+        <w:r>
+          <w:rPr>
+            <w:rStyle w:val="Hyperlink"/>
+          </w:rPr>
+          <w:t xml:space="preserve">DLR: README zu Datenformat, Einheit und KBS</w:t>
+        </w:r>
+      </w:hyperlink>
+    </w:p>
+    <w:bookmarkEnd w:id="43"/>
     <w:sectPr>
       <w:footnotePr>
         <w:numRestart w:val="eachSect"/>
@@ -2334,6 +2696,36 @@
     </w:lvlOverride>
   </w:num>
   <w:num w:numId="1005">
+    <w:abstractNumId w:val="99411"/>
+    <w:lvlOverride w:ilvl="0">
+      <w:startOverride w:val="1"/>
+    </w:lvlOverride>
+    <w:lvlOverride w:ilvl="1">
+      <w:startOverride w:val="1"/>
+    </w:lvlOverride>
+    <w:lvlOverride w:ilvl="2">
+      <w:startOverride w:val="1"/>
+    </w:lvlOverride>
+    <w:lvlOverride w:ilvl="3">
+      <w:startOverride w:val="1"/>
+    </w:lvlOverride>
+    <w:lvlOverride w:ilvl="4">
+      <w:startOverride w:val="1"/>
+    </w:lvlOverride>
+    <w:lvlOverride w:ilvl="5">
+      <w:startOverride w:val="1"/>
+    </w:lvlOverride>
+    <w:lvlOverride w:ilvl="6">
+      <w:startOverride w:val="1"/>
+    </w:lvlOverride>
+    <w:lvlOverride w:ilvl="7">
+      <w:startOverride w:val="1"/>
+    </w:lvlOverride>
+    <w:lvlOverride w:ilvl="8">
+      <w:startOverride w:val="1"/>
+    </w:lvlOverride>
+  </w:num>
+  <w:num w:numId="1006">
     <w:abstractNumId w:val="99415"/>
     <w:lvlOverride w:ilvl="0">
       <w:startOverride w:val="5"/>
@@ -2363,7 +2755,7 @@
       <w:startOverride w:val="5"/>
     </w:lvlOverride>
   </w:num>
-  <w:num w:numId="1006">
+  <w:num w:numId="1007">
     <w:abstractNumId w:val="991"/>
   </w:num>
 </w:numbering>
